--- a/K9TrailsAnalyzer/Resources/Pravidla_zavodu.docx
+++ b/K9TrailsAnalyzer/Resources/Pravidla_zavodu.docx
@@ -23,43 +23,99 @@
         <w:pStyle w:val="Nadpis1"/>
       </w:pPr>
       <w:r>
-        <w:t>Filozofie pravidel: Směrem k operační praxi</w:t>
-      </w:r>
-    </w:p>
-    <w:p>
-      <w:r>
-        <w:t xml:space="preserve">Většina soutěží v „praktickém stopování" selhává v tom, že odměňuje chování, které je v reálném nasazení nepoužitelné. Jak uvádí </w:t>
-      </w:r>
-      <w:proofErr w:type="spellStart"/>
-      <w:r>
-        <w:t>Jeff</w:t>
-      </w:r>
-      <w:proofErr w:type="spellEnd"/>
-      <w:r>
+        <w:t xml:space="preserve">Filozofie pravidel: </w:t>
+      </w:r>
+      <w:r>
+        <w:t>s</w:t>
+      </w:r>
+      <w:r>
+        <w:t>měrem k operační praxi</w:t>
+      </w:r>
+    </w:p>
+    <w:p>
+      <w:r>
+        <w:t xml:space="preserve">Tato pravidla se </w:t>
+      </w:r>
+      <w:r>
+        <w:t>snaží</w:t>
+      </w:r>
+      <w:r>
+        <w:t xml:space="preserve"> najít metodiku</w:t>
+      </w:r>
+      <w:r>
+        <w:t xml:space="preserve">, která by co nejlépe hodnotila </w:t>
+      </w:r>
+      <w:r>
+        <w:rPr>
+          <w:b/>
+          <w:bCs/>
+        </w:rPr>
+        <w:t>operační efektivit</w:t>
+      </w:r>
+      <w:r>
+        <w:rPr>
+          <w:b/>
+          <w:bCs/>
+        </w:rPr>
+        <w:t>u</w:t>
+      </w:r>
+      <w:r>
+        <w:rPr>
+          <w:b/>
+          <w:bCs/>
+        </w:rPr>
         <w:t xml:space="preserve"> </w:t>
       </w:r>
-      <w:proofErr w:type="spellStart"/>
-      <w:r>
-        <w:t>Schettler</w:t>
-      </w:r>
-      <w:proofErr w:type="spellEnd"/>
-      <w:r>
-        <w:t xml:space="preserve">, cílem není esteticky dokonalé kopírování trasy kladeče, ale </w:t>
-      </w:r>
-      <w:r>
-        <w:rPr>
-          <w:b/>
-          <w:bCs/>
-        </w:rPr>
-        <w:t>operační efektivita</w:t>
-      </w:r>
-      <w:r>
-        <w:t>. Tato pravidla proto ve své podstatě nejsou sportovní disciplínou, ale nástrojem pro prověření schopnosti týmu najít osobu v reálných podmínkách.</w:t>
-      </w:r>
-    </w:p>
-    <w:p>
-      <w:r>
-        <w:t xml:space="preserve">Namísto měření absolutního času nebo lpění na přesném kopírování trasy kladeče hodnotíme </w:t>
+      <w:r>
+        <w:t>týmu</w:t>
+      </w:r>
+      <w:r>
+        <w:t xml:space="preserve">. </w:t>
+      </w:r>
+      <w:r>
+        <w:t>Cílem není</w:t>
+      </w:r>
+      <w:r>
+        <w:t xml:space="preserve"> vytvořit </w:t>
+      </w:r>
+      <w:r>
+        <w:t>pouh</w:t>
+      </w:r>
+      <w:r>
+        <w:t>ou</w:t>
+      </w:r>
+      <w:r>
+        <w:t xml:space="preserve"> sportovní disciplínu, ale </w:t>
+      </w:r>
+      <w:r>
+        <w:t xml:space="preserve">najít co nejpřesnější </w:t>
+      </w:r>
+      <w:r>
+        <w:t>nástroj pro prověření schopnosti týmu najít osobu v reálných podmínkách.</w:t>
+      </w:r>
+      <w:r>
+        <w:t xml:space="preserve"> </w:t>
+      </w:r>
+      <w:r>
+        <w:t>Namísto měření absolutního času</w:t>
+      </w:r>
+      <w:r>
+        <w:t>,</w:t>
+      </w:r>
+      <w:r>
+        <w:t xml:space="preserve"> lpění na přesném kopírování trasy</w:t>
+      </w:r>
+      <w:r>
+        <w:t xml:space="preserve"> </w:t>
+      </w:r>
+      <w:r>
+        <w:t xml:space="preserve">kladeč </w:t>
+      </w:r>
+      <w:r>
+        <w:t>či nálezu předmětů</w:t>
+      </w:r>
+      <w:r>
+        <w:t xml:space="preserve"> hodnotíme </w:t>
       </w:r>
       <w:r>
         <w:rPr>
@@ -79,12 +135,7 @@
         <w:t>schopnost psovoda číst svého psa</w:t>
       </w:r>
       <w:r>
-        <w:t>. Rychlost zde není samoúčelnou metrikou, ale výsledkem soustředěné práce na pachové stopě. Tým, který postupuje rozvážně a spolehlivě hlásí kontrolní body, získá vyšší hodnocení než ten, který sprintuje „naslepo" bez kontaktu s pachem.</w:t>
-      </w:r>
-    </w:p>
-    <w:p>
-      <w:r>
-        <w:t xml:space="preserve">Cílem není sportovní zápolení, ale </w:t>
+        <w:t xml:space="preserve">. Cílem není sportovní zápolení, ale </w:t>
       </w:r>
       <w:r>
         <w:rPr>
@@ -94,7 +145,19 @@
         <w:t>prověrka schopností v podmínkách stresu, který se blíží reálnému zásahu</w:t>
       </w:r>
       <w:r>
-        <w:t xml:space="preserve">. Klíčovým principem těchto pravidel je, že </w:t>
+        <w:t xml:space="preserve">. </w:t>
+      </w:r>
+    </w:p>
+    <w:p>
+      <w:r>
+        <w:rPr>
+          <w:b/>
+          <w:bCs/>
+        </w:rPr>
+        <w:t>Klíčovým principem</w:t>
+      </w:r>
+      <w:r>
+        <w:t xml:space="preserve"> těchto pravidel je, že </w:t>
       </w:r>
       <w:r>
         <w:rPr>
@@ -119,21 +182,80 @@
           <w:b/>
           <w:bCs/>
         </w:rPr>
-        <w:t>Proč závody, když existují atestace</w:t>
-      </w:r>
-      <w:r>
-        <w:t>? Standardní atestace poskytuje binární výsledek — tým buď prošel, nebo neprošel. To je cenná informace, ale diagnosticky chudá: neprozradí, kde na trase selhalo čtení psa, kde tým ztrácel efektivitu ani co přesně je třeba zlepšit. Bodovací systém těchto závodů funguje jako detailní zpětná vazba — psovod vidí konkrétně, ve které fázi stopy a v jakém kritériu tým zaostal. Závody tím nejsou alternativou k atestacím, ale jejich doplňkem: atestace ověřuje způsobilost, závody ukazují cestu k dalšímu rozvoji.</w:t>
-      </w:r>
-    </w:p>
-    <w:p>
-      <w:r>
-        <w:t>Objektivní hodnocení je poměrně komplikované, provádí se proto pomocí k tomu určené aplikace z GPS záznamů trasy kladeče a trasy psa (respektive psovoda, pomocníka, případně rozhodčího – prostě toho, kdo zaznamenává ve svém mobilu trasu prošlou psem a zaznamenává kontrolní body hlášené psovodem). Ten, kdo zaznamenává trasu, se musí pohybovat spolu s</w:t>
-      </w:r>
-      <w:r>
-        <w:t> </w:t>
-      </w:r>
-      <w:r>
-        <w:t>týmem</w:t>
+        <w:t xml:space="preserve">Proč </w:t>
+      </w:r>
+      <w:r>
+        <w:rPr>
+          <w:b/>
+          <w:bCs/>
+        </w:rPr>
+        <w:t xml:space="preserve">pořádat </w:t>
+      </w:r>
+      <w:r>
+        <w:rPr>
+          <w:b/>
+          <w:bCs/>
+        </w:rPr>
+        <w:t>závody, když existují atestace</w:t>
+      </w:r>
+      <w:r>
+        <w:t>? Standardní atestace poskytuje binární výsledek — tým buď prošel, nebo neprošel. To je cenná informace, ale diagnosticky chudá: neprozradí</w:t>
+      </w:r>
+      <w:r>
+        <w:t xml:space="preserve"> </w:t>
+      </w:r>
+      <w:r>
+        <w:t xml:space="preserve">co přesně je třeba zlepšit. Bodovací systém těchto závodů funguje jako detailní zpětná vazba — psovod vidí konkrétně, ve které fázi stopy a v jakém kritériu tým zaostal. Závody tím nejsou alternativou k atestacím, ale jejich doplňkem: atestace </w:t>
+      </w:r>
+      <w:r>
+        <w:rPr>
+          <w:b/>
+          <w:bCs/>
+        </w:rPr>
+        <w:t>ověřuje</w:t>
+      </w:r>
+      <w:r>
+        <w:t xml:space="preserve"> </w:t>
+      </w:r>
+      <w:r>
+        <w:rPr>
+          <w:b/>
+          <w:bCs/>
+        </w:rPr>
+        <w:t>způsobilost</w:t>
+      </w:r>
+      <w:r>
+        <w:t xml:space="preserve">, závody </w:t>
+      </w:r>
+      <w:r>
+        <w:rPr>
+          <w:b/>
+          <w:bCs/>
+        </w:rPr>
+        <w:t>ukazují cestu</w:t>
+      </w:r>
+      <w:r>
+        <w:t xml:space="preserve"> k dalšímu rozvoji.</w:t>
+      </w:r>
+    </w:p>
+    <w:p>
+      <w:r>
+        <w:t>Objektivní hodnocení</w:t>
+      </w:r>
+      <w:r>
+        <w:t>,</w:t>
+      </w:r>
+      <w:r>
+        <w:t xml:space="preserve"> které by eliminovalo subjektivní hodnocení rozhodčího,</w:t>
+      </w:r>
+      <w:r>
+        <w:t xml:space="preserve"> je poměrně komplikované, provádí se pomocí k tomu </w:t>
+      </w:r>
+      <w:r>
+        <w:t>vyvinuté</w:t>
+      </w:r>
+      <w:r>
+        <w:t xml:space="preserve"> aplikace z GPS záznamů trasy kladeče a trasy psa</w:t>
       </w:r>
       <w:r>
         <w:t>.</w:t>
@@ -224,7 +346,13 @@
         <w:t>může</w:t>
       </w:r>
       <w:r>
-        <w:t xml:space="preserve"> být několik předmětů patřících hledané osobě. Nález předmětu potvrzuje správnost stopy. Předměty by měly být nenápadné, snadno zaměnitelné s „odpadky“, jaké se v dané oblasti mohou vyskytovat (papírový kapesník, plechovka od piva atp.).</w:t>
+        <w:t xml:space="preserve"> </w:t>
+      </w:r>
+      <w:r>
+        <w:t xml:space="preserve">(ale nemusí!) </w:t>
+      </w:r>
+      <w:r>
+        <w:t>být několik předmětů patřících hledané osobě. Nález předmětu potvrzuje správnost stopy. Předměty by měly být nenápadné, snadno zaměnitelné s „odpadky“, jaké se v dané oblasti mohou vyskytovat (papírový kapesník, plechovka od piva atp.).</w:t>
       </w:r>
     </w:p>
     <w:p/>
@@ -254,13 +382,11 @@
       </w:r>
     </w:p>
     <w:p/>
-    <w:p/>
     <w:p>
       <w:pPr>
         <w:pStyle w:val="Nadpis1"/>
       </w:pPr>
       <w:r>
-        <w:lastRenderedPageBreak/>
         <w:t>Parametry trasy</w:t>
       </w:r>
     </w:p>
@@ -761,7 +887,6 @@
           <w:b/>
           <w:bCs/>
         </w:rPr>
-        <w:lastRenderedPageBreak/>
         <w:t xml:space="preserve">Jak nahlásit: </w:t>
       </w:r>
       <w:r>
@@ -821,6 +946,7 @@
         </w:numPr>
       </w:pPr>
       <w:r>
+        <w:lastRenderedPageBreak/>
         <w:t>Kontrolní bod se zaznamenává i u psovodem nahlášeného předmětu na trase (bez ohledu na to, zda ho pes označil – rozhodující je hlášení psovoda).</w:t>
       </w:r>
     </w:p>
@@ -1015,55 +1141,55 @@
           <w:i/>
           <w:iCs/>
         </w:rPr>
+        <w:t>„He had taken a lot of medication before getting in the car, so the time factor was critical.“</w:t>
+      </w:r>
+    </w:p>
+    <w:p>
+      <w:pPr>
+        <w:ind w:left="720" w:right="720"/>
+      </w:pPr>
+      <w:r>
+        <w:rPr>
+          <w:i/>
+          <w:iCs/>
+          <w:color w:val="595959"/>
+        </w:rPr>
+        <w:t>(Granicz, Mantrailing Fine Tuned)</w:t>
+      </w:r>
+    </w:p>
+    <w:p>
+      <w:r>
+        <w:t>Granicz dále popisuje, jak neschopnost MT týmů dostat se na místo včas snižuje úspěšnost celého pátrání. Satora to potvrzuje ve svém popisu systému IZS:</w:t>
+      </w:r>
+    </w:p>
+    <w:p>
+      <w:pPr>
+        <w:ind w:left="720" w:right="720"/>
+      </w:pPr>
+      <w:r>
+        <w:rPr>
+          <w:i/>
+          <w:iCs/>
+        </w:rPr>
+        <w:t>„Pozdním přivoláním týmu je značně snížena úspěšnost jejich pátrání.“</w:t>
+      </w:r>
+    </w:p>
+    <w:p>
+      <w:pPr>
+        <w:ind w:left="720" w:right="720"/>
+      </w:pPr>
+      <w:r>
+        <w:rPr>
+          <w:i/>
+          <w:iCs/>
+          <w:color w:val="595959"/>
+        </w:rPr>
+        <w:t>(Satora, Základy mantrailingu)</w:t>
+      </w:r>
+    </w:p>
+    <w:p>
+      <w:r>
         <w:lastRenderedPageBreak/>
-        <w:t>„He had taken a lot of medication before getting in the car, so the time factor was critical.“</w:t>
-      </w:r>
-    </w:p>
-    <w:p>
-      <w:pPr>
-        <w:ind w:left="720" w:right="720"/>
-      </w:pPr>
-      <w:r>
-        <w:rPr>
-          <w:i/>
-          <w:iCs/>
-          <w:color w:val="595959"/>
-        </w:rPr>
-        <w:t>(Granicz, Mantrailing Fine Tuned)</w:t>
-      </w:r>
-    </w:p>
-    <w:p>
-      <w:r>
-        <w:t>Granicz dále popisuje, jak neschopnost MT týmů dostat se na místo včas snižuje úspěšnost celého pátrání. Satora to potvrzuje ve svém popisu systému IZS:</w:t>
-      </w:r>
-    </w:p>
-    <w:p>
-      <w:pPr>
-        <w:ind w:left="720" w:right="720"/>
-      </w:pPr>
-      <w:r>
-        <w:rPr>
-          <w:i/>
-          <w:iCs/>
-        </w:rPr>
-        <w:t>„Pozdním přivoláním týmu je značně snížena úspěšnost jejich pátrání.“</w:t>
-      </w:r>
-    </w:p>
-    <w:p>
-      <w:pPr>
-        <w:ind w:left="720" w:right="720"/>
-      </w:pPr>
-      <w:r>
-        <w:rPr>
-          <w:i/>
-          <w:iCs/>
-          <w:color w:val="595959"/>
-        </w:rPr>
-        <w:t>(Satora, Základy mantrailingu)</w:t>
-      </w:r>
-    </w:p>
-    <w:p>
-      <w:r>
         <w:t>Toto se sice vztahuje na zpoždění přivolání týmu, nikoliv na rychlost práce samotného týmu – ale logika je stejná: každá minuta je důležitá. Tým, který zvládne stopu rychleji, dává pohlešované osobě více času. V případě pohlešovaného s medikamenty, hypotermie v noci nebo sebevražedných úmyslů – vše situace, které Satora i Granicz dokumentují – tento čas rozhoduje doslova o životě.</w:t>
       </w:r>
     </w:p>
@@ -1184,13 +1310,32 @@
         <w:pStyle w:val="Nadpis3"/>
       </w:pPr>
       <w:r>
+        <w:t>Přesnost mantrailingu není totožná s přesností sportovního stopování</w:t>
+      </w:r>
+    </w:p>
+    <w:p>
+      <w:r>
+        <w:t>Nejběžnější námitka proti hodnocení přesnosti zní: „mantrailingový pes prostě nepracuje přesně po trase kladeče.“ Tato námitka je správná – ale směřuje proti jinému hodnocení než tomu, které tato pravidla používají. Luboš Satora vysvětluje fyziku pachových částic takto:</w:t>
+      </w:r>
+    </w:p>
+    <w:p>
+      <w:pPr>
+        <w:ind w:left="720" w:right="720"/>
+      </w:pPr>
+      <w:r>
+        <w:rPr>
+          <w:i/>
+          <w:iCs/>
+        </w:rPr>
+        <w:t xml:space="preserve">„Za ideálních podmínek by tedy mohly tyto pachové částice skutečně dopadnout přesně tam, kde hledaná osoba prošla. Většinou jsou ale vítrem odáněny na místa, kde se zachytí na přirozených překážkách. To vysvětluje někdy až nepochopitelný </w:t>
+      </w:r>
+      <w:r>
+        <w:rPr>
+          <w:i/>
+          <w:iCs/>
+        </w:rPr>
         <w:lastRenderedPageBreak/>
-        <w:t>Přesnost mantrailingu není totožná s přesností sportovního stopování</w:t>
-      </w:r>
-    </w:p>
-    <w:p>
-      <w:r>
-        <w:t>Nejběžnější námitka proti hodnocení přesnosti zní: „mantrailingový pes prostě nepracuje přesně po trase kladeče.“ Tato námitka je správná – ale směřuje proti jinému hodnocení než tomu, které tato pravidla používají. Luboš Satora vysvětluje fyziku pachových částic takto:</w:t>
+        <w:t>pohyb psa, který se může pohybovat i několik desítek metrů od skutečné trasy, kudy osoba šla.“</w:t>
       </w:r>
     </w:p>
     <w:p>
@@ -1201,8 +1346,24 @@
         <w:rPr>
           <w:i/>
           <w:iCs/>
-        </w:rPr>
-        <w:t>„Za ideálních podmínek by tedy mohly tyto pachové částice skutečně dopadnout přesně tam, kde hledaná osoba prošla. Většinou jsou ale vítrem odáněny na místa, kde se zachytí na přirozených překážkách. To vysvětluje někdy až nepochopitelný pohyb psa, který se může pohybovat i několik desítek metrů od skutečné trasy, kudy osoba šla.“</w:t>
+          <w:color w:val="595959"/>
+        </w:rPr>
+        <w:t>(Satora, Základy mantrailingu)</w:t>
+      </w:r>
+    </w:p>
+    <w:p>
+      <w:r>
+        <w:t>Csaba Granicz toto rozlišení formuluje ještě explicitněji a zároveň definuje, co přesnost</w:t>
+      </w:r>
+      <w:r>
+        <w:rPr>
+          <w:i/>
+          <w:iCs/>
+        </w:rPr>
+        <w:t xml:space="preserve"> v mantrailingu </w:t>
+      </w:r>
+      <w:r>
+        <w:t>skutečně znamená:</w:t>
       </w:r>
     </w:p>
     <w:p>
@@ -1213,24 +1374,49 @@
         <w:rPr>
           <w:i/>
           <w:iCs/>
+        </w:rPr>
+        <w:t>„When training your mantrailing dog, it is important to keep the tracking as accurate as possible – that is, to keep the so-called wavering to a minimum and to keep the dog as close as possible to the scent residues left behind. Here, however, accuracy is not measured in terms of the path the trail layer has physically travelled, but rather by trying to estimate, to the best of our ability, the external factors that influence the spread of odors. So, we do not expect our dog to follow the physical trail to the nearest centimeter. We must leave him much more room to work the scent. However, this freer style of tracking carries with it the risk that if the dog works way too wide and does not try to get close to the scent residue of the trail, his work will become inaccurate, and he may easily lose the trail.“</w:t>
+      </w:r>
+    </w:p>
+    <w:p>
+      <w:pPr>
+        <w:ind w:left="720" w:right="720"/>
+      </w:pPr>
+      <w:r>
+        <w:rPr>
+          <w:i/>
+          <w:iCs/>
           <w:color w:val="595959"/>
         </w:rPr>
-        <w:t>(Satora, Základy mantrailingu)</w:t>
-      </w:r>
-    </w:p>
-    <w:p>
-      <w:r>
-        <w:t>Csaba Granicz toto rozlišení formuluje ještě explicitněji a zároveň definuje, co přesnost</w:t>
-      </w:r>
-      <w:r>
-        <w:rPr>
-          <w:i/>
-          <w:iCs/>
-        </w:rPr>
-        <w:t xml:space="preserve"> v mantrailingu </w:t>
-      </w:r>
-      <w:r>
-        <w:t>skutečně znamená:</w:t>
+        <w:t>(Granicz, Mantrailing Fine Tuned)</w:t>
+      </w:r>
+    </w:p>
+    <w:p>
+      <w:r>
+        <w:t>Přesnost v mantrailingu tedy</w:t>
+      </w:r>
+      <w:r>
+        <w:rPr>
+          <w:b/>
+          <w:bCs/>
+        </w:rPr>
+        <w:t xml:space="preserve"> není </w:t>
+      </w:r>
+      <w:r>
+        <w:t>kopírování fyzické trasy kladeče (to je stopování), ale míra, do jaké pes zůstává v dosahu pachové stopy a zbytečně se neodchyluje do míst, kde pach není přítomen. Proto tato pravidla tolerují odchylky do 10 m jako „výbornou přesnost“ a teprve od 50 m výše udělují výrazné snížení váhy.</w:t>
+      </w:r>
+    </w:p>
+    <w:p>
+      <w:pPr>
+        <w:pStyle w:val="Nadpis3"/>
+      </w:pPr>
+      <w:r>
+        <w:t>Velké odchylky jako provozní riziko: empirické doklady</w:t>
+      </w:r>
+    </w:p>
+    <w:p>
+      <w:r>
+        <w:t>Graniczův „freer style“ však není bez rizika – a Granicz sám na to upozorňuje (viz citát výše). Jeff Schettler tento princip dokumentuje na konkrétním případu z práce v terénu: jeho pes započal pracovat příliš daleko od stopy – kvuli silnému pachovemu kuželu vanoucímu od budovy – ztratil návaznost a zásah skončil neúspěchem:</w:t>
       </w:r>
     </w:p>
     <w:p>
@@ -1242,7 +1428,7 @@
           <w:i/>
           <w:iCs/>
         </w:rPr>
-        <w:t>„When training your mantrailing dog, it is important to keep the tracking as accurate as possible – that is, to keep the so-called wavering to a minimum and to keep the dog as close as possible to the scent residues left behind. Here, however, accuracy is not measured in terms of the path the trail layer has physically travelled, but rather by trying to estimate, to the best of our ability, the external factors that influence the spread of odors. So, we do not expect our dog to follow the physical trail to the nearest centimeter. We must leave him much more room to work the scent. However, this freer style of tracking carries with it the risk that if the dog works way too wide and does not try to get close to the scent residue of the trail, his work will become inaccurate, and he may easily lose the trail.“</w:t>
+        <w:t>„If the spot drifted far away from the trail, my dog would eventually forget where the trail was in favor of all the fresh odor that led nowhere. [...] What happened in the real case I wrote about was we struggled so long and hard, and I corrected my dog so much that he shut down and the trail did not exist anymore for those reasons alone. I should have been spit on; I was so annoyed with myself!“</w:t>
       </w:r>
     </w:p>
     <w:p>
@@ -1255,22 +1441,12 @@
           <w:iCs/>
           <w:color w:val="595959"/>
         </w:rPr>
-        <w:t>(Granicz, Mantrailing Fine Tuned)</w:t>
-      </w:r>
-    </w:p>
-    <w:p>
-      <w:r>
-        <w:t>Přesnost v mantrailingu tedy</w:t>
-      </w:r>
-      <w:r>
-        <w:rPr>
-          <w:b/>
-          <w:bCs/>
-        </w:rPr>
-        <w:t xml:space="preserve"> není </w:t>
-      </w:r>
-      <w:r>
-        <w:t>kopírování fyzické trasy kladeče (to je stopování), ale míra, do jaké pes zůstává v dosahu pachové stopy a zbytečně se neodchyluje do míst, kde pach není přítomen. Proto tato pravidla tolerují odchylky do 10 m jako „výbornou přesnost“ a teprve od 50 m výše udělují výrazné snížení váhy.</w:t>
+        <w:t>(Schettler, The Tao of Trailing)</w:t>
+      </w:r>
+    </w:p>
+    <w:p>
+      <w:r>
+        <w:t>Schettler tak empiricky dokládá, že pes pracující příliš daleko od stopy může ztratit návaznost na pach zcela – a to i tehdy, kdy pach fyzicky existuje. Zásah pak závisí na paměti psovoda, nikoli na psovi.</w:t>
       </w:r>
     </w:p>
     <w:p>
@@ -1278,12 +1454,12 @@
         <w:pStyle w:val="Nadpis3"/>
       </w:pPr>
       <w:r>
-        <w:t>Velké odchylky jako provozní riziko: empirické doklady</w:t>
-      </w:r>
-    </w:p>
-    <w:p>
-      <w:r>
-        <w:t>Graniczův „freer style“ však není bez rizika – a Granicz sám na to upozorňuje (viz citát výše). Jeff Schettler tento princip dokumentuje na konkrétním případu z práce v terénu: jeho pes započal pracovat příliš daleko od stopy – kvuli silnému pachovemu kuželu vanoucímu od budovy – ztratil návaznost a zásah skončil neúspěchem:</w:t>
+        <w:t>Informační hodnota přesné práce: poslední místo stopy</w:t>
+      </w:r>
+    </w:p>
+    <w:p>
+      <w:r>
+        <w:t>Pes, který pracuje přesně a dojde k bodu, kde stopu není schopen dál sledovat, poskytuje záchranné službě klíčovou informaci: kde se naposledu nacházel hledaný pach. Tato informace je zásadní pro navázující týmy nebo jiné prostředky pátrání. Granicz zmiňuje důležitost přesného GPS záznamu přímo v zásahovm kontextu:</w:t>
       </w:r>
     </w:p>
     <w:p>
@@ -1295,7 +1471,7 @@
           <w:i/>
           <w:iCs/>
         </w:rPr>
-        <w:t>„If the spot drifted far away from the trail, my dog would eventually forget where the trail was in favor of all the fresh odor that led nowhere. [...] What happened in the real case I wrote about was we struggled so long and hard, and I corrected my dog so much that he shut down and the trail did not exist anymore for those reasons alone. I should have been spit on; I was so annoyed with myself!“</w:t>
+        <w:t>„GPS tracking is also a useful aid, giving you instant warning if you plan to lead your dog back to the wrong place. [...] On more than one occasion during our training sessions, a dog handler has noticed that his dog is no longer following the trail of the person hiding, so he leads him back to where he thinks they were. But that point was up to ten meters further away than the actual trail. In such cases, the dog may be lucky enough to ‘air scent’ the trail [...] but it may not be able to do so and the search may end in a dead end because the dog handler’s mind map was incorrect.“</w:t>
       </w:r>
     </w:p>
     <w:p>
@@ -1308,50 +1484,6 @@
           <w:iCs/>
           <w:color w:val="595959"/>
         </w:rPr>
-        <w:t>(Schettler, The Tao of Trailing)</w:t>
-      </w:r>
-    </w:p>
-    <w:p>
-      <w:r>
-        <w:t>Schettler tak empiricky dokládá, že pes pracující příliš daleko od stopy může ztratit návaznost na pach zcela – a to i tehdy, kdy pach fyzicky existuje. Zásah pak závisí na paměti psovoda, nikoli na psovi.</w:t>
-      </w:r>
-    </w:p>
-    <w:p>
-      <w:pPr>
-        <w:pStyle w:val="Nadpis3"/>
-      </w:pPr>
-      <w:r>
-        <w:t>Informační hodnota přesné práce: poslední místo stopy</w:t>
-      </w:r>
-    </w:p>
-    <w:p>
-      <w:r>
-        <w:t>Pes, který pracuje přesně a dojde k bodu, kde stopu není schopen dál sledovat, poskytuje záchranné službě klíčovou informaci: kde se naposledu nacházel hledaný pach. Tato informace je zásadní pro navázující týmy nebo jiné prostředky pátrání. Granicz zmiňuje důležitost přesného GPS záznamu přímo v zásahovm kontextu:</w:t>
-      </w:r>
-    </w:p>
-    <w:p>
-      <w:pPr>
-        <w:ind w:left="720" w:right="720"/>
-      </w:pPr>
-      <w:r>
-        <w:rPr>
-          <w:i/>
-          <w:iCs/>
-        </w:rPr>
-        <w:t>„GPS tracking is also a useful aid, giving you instant warning if you plan to lead your dog back to the wrong place. [...] On more than one occasion during our training sessions, a dog handler has noticed that his dog is no longer following the trail of the person hiding, so he leads him back to where he thinks they were. But that point was up to ten meters further away than the actual trail. In such cases, the dog may be lucky enough to ‘air scent’ the trail [...] but it may not be able to do so and the search may end in a dead end because the dog handler’s mind map was incorrect.“</w:t>
-      </w:r>
-    </w:p>
-    <w:p>
-      <w:pPr>
-        <w:ind w:left="720" w:right="720"/>
-      </w:pPr>
-      <w:r>
-        <w:rPr>
-          <w:i/>
-          <w:iCs/>
-          <w:color w:val="595959"/>
-        </w:rPr>
-        <w:lastRenderedPageBreak/>
         <w:t>(Granicz, Mantrailing Fine Tuned)</w:t>
       </w:r>
     </w:p>
@@ -1385,6 +1517,7 @@
           <w:b/>
           <w:bCs/>
         </w:rPr>
+        <w:lastRenderedPageBreak/>
         <w:t xml:space="preserve">Nesankcionuje </w:t>
       </w:r>
       <w:r>
@@ -1563,8 +1696,15 @@
           <w:i/>
           <w:iCs/>
         </w:rPr>
+        <w:t xml:space="preserve">„Also typical of these two applications is the possibility for the dog handler to ask the flanker to place so-called markers on the map. These points are placed where the dog is moving along the track without stopping, but the handler notices a change in the dog’s behavior. Sometimes a dog may not stop at a critical point for some reason, but its reaction may suggest that if the tracking fails, it is worth returning to </w:t>
+      </w:r>
+      <w:r>
+        <w:rPr>
+          <w:i/>
+          <w:iCs/>
+        </w:rPr>
         <w:lastRenderedPageBreak/>
-        <w:t>„Also typical of these two applications is the possibility for the dog handler to ask the flanker to place so-called markers on the map. These points are placed where the dog is moving along the track without stopping, but the handler notices a change in the dog’s behavior. Sometimes a dog may not stop at a critical point for some reason, but its reaction may suggest that if the tracking fails, it is worth returning to that point and scanning the surrounding area with a mantrailer or an air scent dog. We have already found missing persons in this way.“</w:t>
+        <w:t>that point and scanning the surrounding area with a mantrailer or an air scent dog. We have already found missing persons in this way.“</w:t>
       </w:r>
     </w:p>
     <w:p>

--- a/K9TrailsAnalyzer/Resources/Pravidla_zavodu.docx
+++ b/K9TrailsAnalyzer/Resources/Pravidla_zavodu.docx
@@ -164,7 +164,21 @@
           <w:b/>
           <w:bCs/>
         </w:rPr>
-        <w:t>nejlepší strategie pro vítězství v závodě je identická s nejlepší přípravou pro záchrannou misi</w:t>
+        <w:t xml:space="preserve">nejlepší strategie pro </w:t>
+      </w:r>
+      <w:r>
+        <w:rPr>
+          <w:b/>
+          <w:bCs/>
+        </w:rPr>
+        <w:t>úspěch</w:t>
+      </w:r>
+      <w:r>
+        <w:rPr>
+          <w:b/>
+          <w:bCs/>
+        </w:rPr>
+        <w:t xml:space="preserve"> v závodě je identická s nejlepší přípravou pro záchrannou misi</w:t>
       </w:r>
       <w:r>
         <w:t xml:space="preserve">. Body se udělují za měřitelné prvky výkonu, které v reálu zachraňují životy: </w:t>
@@ -452,6 +466,7 @@
     <w:p/>
     <w:p>
       <w:r>
+        <w:lastRenderedPageBreak/>
         <w:t xml:space="preserve">Všechny trasy by měly být kladené ideálně po větru nebo kolmo na něj. Případné předměty slouží pouze jako kontrolní body pro psovoda (může u nich nahlásit kontrolní bod). </w:t>
       </w:r>
     </w:p>
@@ -946,7 +961,6 @@
         </w:numPr>
       </w:pPr>
       <w:r>
-        <w:lastRenderedPageBreak/>
         <w:t>Kontrolní bod se zaznamenává i u psovodem nahlášeného předmětu na trase (bez ohledu na to, zda ho pes označil – rozhodující je hlášení psovoda).</w:t>
       </w:r>
     </w:p>
@@ -959,6 +973,7 @@
         </w:numPr>
       </w:pPr>
       <w:r>
+        <w:lastRenderedPageBreak/>
         <w:t>Nález kladeče se jako kontrolní bod nepočítá – hodnotí se samostatně v bodě 1. Samotné dosažení konce trasy tedy nemá vliv na toto hodnocení.</w:t>
       </w:r>
     </w:p>
@@ -1189,8 +1204,11 @@
     </w:p>
     <w:p>
       <w:r>
+        <w:t xml:space="preserve">Toto se sice vztahuje na zpoždění přivolání týmu, nikoliv na rychlost práce samotného týmu – ale logika je stejná: každá minuta je důležitá. Tým, který zvládne stopu rychleji, dává pohlešované </w:t>
+      </w:r>
+      <w:r>
         <w:lastRenderedPageBreak/>
-        <w:t>Toto se sice vztahuje na zpoždění přivolání týmu, nikoliv na rychlost práce samotného týmu – ale logika je stejná: každá minuta je důležitá. Tým, který zvládne stopu rychleji, dává pohlešované osobě více času. V případě pohlešovaného s medikamenty, hypotermie v noci nebo sebevražedných úmyslů – vše situace, které Satora i Granicz dokumentují – tento čas rozhoduje doslova o životě.</w:t>
+        <w:t>osobě více času. V případě pohlešovaného s medikamenty, hypotermie v noci nebo sebevražedných úmyslů – vše situace, které Satora i Granicz dokumentují – tento čas rozhoduje doslova o životě.</w:t>
       </w:r>
     </w:p>
     <w:p>
@@ -1327,27 +1345,20 @@
           <w:i/>
           <w:iCs/>
         </w:rPr>
-        <w:t xml:space="preserve">„Za ideálních podmínek by tedy mohly tyto pachové částice skutečně dopadnout přesně tam, kde hledaná osoba prošla. Většinou jsou ale vítrem odáněny na místa, kde se zachytí na přirozených překážkách. To vysvětluje někdy až nepochopitelný </w:t>
-      </w:r>
-      <w:r>
-        <w:rPr>
-          <w:i/>
-          <w:iCs/>
+        <w:t>„Za ideálních podmínek by tedy mohly tyto pachové částice skutečně dopadnout přesně tam, kde hledaná osoba prošla. Většinou jsou ale vítrem odáněny na místa, kde se zachytí na přirozených překážkách. To vysvětluje někdy až nepochopitelný pohyb psa, který se může pohybovat i několik desítek metrů od skutečné trasy, kudy osoba šla.“</w:t>
+      </w:r>
+    </w:p>
+    <w:p>
+      <w:pPr>
+        <w:ind w:left="720" w:right="720"/>
+      </w:pPr>
+      <w:r>
+        <w:rPr>
+          <w:i/>
+          <w:iCs/>
+          <w:color w:val="595959"/>
         </w:rPr>
         <w:lastRenderedPageBreak/>
-        <w:t>pohyb psa, který se může pohybovat i několik desítek metrů od skutečné trasy, kudy osoba šla.“</w:t>
-      </w:r>
-    </w:p>
-    <w:p>
-      <w:pPr>
-        <w:ind w:left="720" w:right="720"/>
-      </w:pPr>
-      <w:r>
-        <w:rPr>
-          <w:i/>
-          <w:iCs/>
-          <w:color w:val="595959"/>
-        </w:rPr>
         <w:t>(Satora, Základy mantrailingu)</w:t>
       </w:r>
     </w:p>
@@ -1517,7 +1528,6 @@
           <w:b/>
           <w:bCs/>
         </w:rPr>
-        <w:lastRenderedPageBreak/>
         <w:t xml:space="preserve">Nesankcionuje </w:t>
       </w:r>
       <w:r>
@@ -1536,6 +1546,7 @@
           <w:b/>
           <w:bCs/>
         </w:rPr>
+        <w:lastRenderedPageBreak/>
         <w:t xml:space="preserve">Penalizuje </w:t>
       </w:r>
       <w:r>
@@ -1696,32 +1707,25 @@
           <w:i/>
           <w:iCs/>
         </w:rPr>
-        <w:t xml:space="preserve">„Also typical of these two applications is the possibility for the dog handler to ask the flanker to place so-called markers on the map. These points are placed where the dog is moving along the track without stopping, but the handler notices a change in the dog’s behavior. Sometimes a dog may not stop at a critical point for some reason, but its reaction may suggest that if the tracking fails, it is worth returning to </w:t>
-      </w:r>
-      <w:r>
-        <w:rPr>
-          <w:i/>
-          <w:iCs/>
-        </w:rPr>
+        <w:t>„Also typical of these two applications is the possibility for the dog handler to ask the flanker to place so-called markers on the map. These points are placed where the dog is moving along the track without stopping, but the handler notices a change in the dog’s behavior. Sometimes a dog may not stop at a critical point for some reason, but its reaction may suggest that if the tracking fails, it is worth returning to that point and scanning the surrounding area with a mantrailer or an air scent dog. We have already found missing persons in this way.“</w:t>
+      </w:r>
+    </w:p>
+    <w:p>
+      <w:pPr>
+        <w:ind w:left="720" w:right="720"/>
+      </w:pPr>
+      <w:r>
+        <w:rPr>
+          <w:i/>
+          <w:iCs/>
+          <w:color w:val="595959"/>
+        </w:rPr>
+        <w:t>(Granicz, Mantrailing Fine Tuned)</w:t>
+      </w:r>
+    </w:p>
+    <w:p>
+      <w:r>
         <w:lastRenderedPageBreak/>
-        <w:t>that point and scanning the surrounding area with a mantrailer or an air scent dog. We have already found missing persons in this way.“</w:t>
-      </w:r>
-    </w:p>
-    <w:p>
-      <w:pPr>
-        <w:ind w:left="720" w:right="720"/>
-      </w:pPr>
-      <w:r>
-        <w:rPr>
-          <w:i/>
-          <w:iCs/>
-          <w:color w:val="595959"/>
-        </w:rPr>
-        <w:t>(Granicz, Mantrailing Fine Tuned)</w:t>
-      </w:r>
-    </w:p>
-    <w:p>
-      <w:r>
         <w:t>Kocher zdůrazňuje, že právě schopnost číst psa je tím „10 %“, které má na starosti psovod a které určuje, zda správně pracující pes zásah dotáhne do úspěchu nebo ne:</w:t>
       </w:r>
     </w:p>
@@ -2579,6 +2583,7 @@
   <w:style w:type="character" w:default="1" w:styleId="Standardnpsmoodstavce">
     <w:name w:val="Default Paragraph Font"/>
     <w:uiPriority w:val="1"/>
+    <w:semiHidden/>
     <w:unhideWhenUsed/>
   </w:style>
   <w:style w:type="table" w:default="1" w:styleId="Normlntabulka">

--- a/K9TrailsAnalyzer/Resources/Pravidla_zavodu.docx
+++ b/K9TrailsAnalyzer/Resources/Pravidla_zavodu.docx
@@ -508,7 +508,13 @@
     </w:p>
     <w:p>
       <w:r>
-        <w:t>+20 bodů za každý km/h (tedy 100 bodů při rychlosti 5 km/h). Rychlost se počítá z délky trasy kladeče mezi startem a posledním uznaným kontrolním bodem (nebo nálezem osoby), děleno příslušným časem měřeno od startu týmu. Výsledek se násobí váhou podle úspěšně zvládnuté části trasy – např. pokud je poslední kontrolní bod v polovině trasy, váha = 0,5, tedy 10 bodů za každý km/h.</w:t>
+        <w:t>+20 bodů za každý km/h (tedy 100 bodů při rychlosti 5 km/h). Rychlost se počítá z</w:t>
+      </w:r>
+      <w:r>
+        <w:t>e skutečné</w:t>
+      </w:r>
+      <w:r>
+        <w:t xml:space="preserve"> délky trasy kladeče mezi startem a posledním uznaným kontrolním bodem (nebo nálezem osoby), děleno příslušným časem měřeno od startu týmu. Výsledek se násobí váhou podle úspěšně zvládnuté části trasy – např. pokud je poslední kontrolní bod v polovině trasy, váha = 0,5, tedy 10 bodů za každý km/h.</w:t>
       </w:r>
     </w:p>
     <w:p/>
@@ -669,7 +675,13 @@
           </w:tcPr>
           <w:p>
             <w:r>
-              <w:t>&lt; 10 m</w:t>
+              <w:t xml:space="preserve">&lt; </w:t>
+            </w:r>
+            <w:r>
+              <w:t>5</w:t>
+            </w:r>
+            <w:r>
+              <w:t xml:space="preserve"> m</w:t>
             </w:r>
           </w:p>
         </w:tc>
@@ -737,7 +749,10 @@
           </w:tcPr>
           <w:p>
             <w:r>
-              <w:t>30 m</w:t>
+              <w:t>15</w:t>
+            </w:r>
+            <w:r>
+              <w:t xml:space="preserve"> m</w:t>
             </w:r>
           </w:p>
         </w:tc>
@@ -805,7 +820,10 @@
           </w:tcPr>
           <w:p>
             <w:r>
-              <w:t>50 m a více</w:t>
+              <w:t>3</w:t>
+            </w:r>
+            <w:r>
+              <w:t>0 m a více</w:t>
             </w:r>
           </w:p>
         </w:tc>
@@ -858,19 +876,35 @@
     <w:p/>
     <w:p>
       <w:r>
-        <w:t>Počítá se jakou část trasy (kolik procent) jde pes přesně a jakou část času (kolik procent) se vyskytuje blízko trasy kladeče. Součet těchto hodnot se vydělí dvěma.</w:t>
-      </w:r>
-    </w:p>
-    <w:p>
-      <w:r>
-        <w:rPr>
-          <w:b/>
-          <w:bCs/>
-        </w:rPr>
-        <w:t>Příklady:</w:t>
-      </w:r>
-      <w:r>
-        <w:t xml:space="preserve"> pokud pes drží stopu po celé trase do místa nálezu s odchylkou &lt; 10 m → 100 bodů. Pokud by celou dobu šel 30 m vedle → 50 bodů. Pokud by šel přesně, ale jen do poloviny trasy → také 50 bodů.</w:t>
+        <w:t xml:space="preserve">Pro každý úsek trasy psa se vypočítá vzdálenost k nejbližšímu bodu trasy kladeče a na tuto vzdálenost se aplikuje váhová funkce </w:t>
+      </w:r>
+      <w:r>
+        <w:rPr>
+          <w:i/>
+          <w:iCs/>
+        </w:rPr>
+        <w:t>w</w:t>
+      </w:r>
+      <w:r>
+        <w:t>. Výsledná přesnost je vážený průměr těchto vah – přičemž každý úsek je vážen jednak svou délkou, jednak časem stráveným v daném místě. Průměr obou hodnot tvoří výsledné skóre. Tímto způsobem jsou velké odchylky</w:t>
+      </w:r>
+      <w:r>
+        <w:t xml:space="preserve"> více</w:t>
+      </w:r>
+      <w:r>
+        <w:t xml:space="preserve"> penalizovány </w:t>
+      </w:r>
+      <w:r>
+        <w:t xml:space="preserve">než malé </w:t>
+      </w:r>
+      <w:r>
+        <w:t xml:space="preserve">– pes který šel celou dobu 15 m od stopy dostane 50 bodů, ale </w:t>
+      </w:r>
+      <w:r>
+        <w:t>pes,</w:t>
+      </w:r>
+      <w:r>
+        <w:t xml:space="preserve"> který šel půlku trasy perfektně a půlku 30 m od stopy dostane méně než 50 bodů, protože váhová funkce je nelineární.</w:t>
       </w:r>
     </w:p>
     <w:p/>
@@ -961,6 +995,7 @@
         </w:numPr>
       </w:pPr>
       <w:r>
+        <w:lastRenderedPageBreak/>
         <w:t>Kontrolní bod se zaznamenává i u psovodem nahlášeného předmětu na trase (bez ohledu na to, zda ho pes označil – rozhodující je hlášení psovoda).</w:t>
       </w:r>
     </w:p>
@@ -973,7 +1008,6 @@
         </w:numPr>
       </w:pPr>
       <w:r>
-        <w:lastRenderedPageBreak/>
         <w:t>Nález kladeče se jako kontrolní bod nepočítá – hodnotí se samostatně v bodě 1. Samotné dosažení konce trasy tedy nemá vliv na toto hodnocení.</w:t>
       </w:r>
     </w:p>
@@ -1204,11 +1238,8 @@
     </w:p>
     <w:p>
       <w:r>
-        <w:t xml:space="preserve">Toto se sice vztahuje na zpoždění přivolání týmu, nikoliv na rychlost práce samotného týmu – ale logika je stejná: každá minuta je důležitá. Tým, který zvládne stopu rychleji, dává pohlešované </w:t>
-      </w:r>
-      <w:r>
         <w:lastRenderedPageBreak/>
-        <w:t>osobě více času. V případě pohlešovaného s medikamenty, hypotermie v noci nebo sebevražedných úmyslů – vše situace, které Satora i Granicz dokumentují – tento čas rozhoduje doslova o životě.</w:t>
+        <w:t>Toto se sice vztahuje na zpoždění přivolání týmu, nikoliv na rychlost práce samotného týmu – ale logika je stejná: každá minuta je důležitá. Tým, který zvládne stopu rychleji, dává pohlešované osobě více času. V případě pohlešovaného s medikamenty, hypotermie v noci nebo sebevražedných úmyslů – vše situace, které Satora i Granicz dokumentují – tento čas rozhoduje doslova o životě.</w:t>
       </w:r>
     </w:p>
     <w:p>
@@ -1345,7 +1376,15 @@
           <w:i/>
           <w:iCs/>
         </w:rPr>
-        <w:t>„Za ideálních podmínek by tedy mohly tyto pachové částice skutečně dopadnout přesně tam, kde hledaná osoba prošla. Většinou jsou ale vítrem odáněny na místa, kde se zachytí na přirozených překážkách. To vysvětluje někdy až nepochopitelný pohyb psa, který se může pohybovat i několik desítek metrů od skutečné trasy, kudy osoba šla.“</w:t>
+        <w:t xml:space="preserve">„Za ideálních podmínek by tedy mohly tyto pachové částice skutečně dopadnout přesně tam, kde hledaná osoba prošla. Většinou jsou ale vítrem odáněny na místa, kde se zachytí na přirozených překážkách. To vysvětluje někdy až nepochopitelný </w:t>
+      </w:r>
+      <w:r>
+        <w:rPr>
+          <w:i/>
+          <w:iCs/>
+        </w:rPr>
+        <w:lastRenderedPageBreak/>
+        <w:t>pohyb psa, který se může pohybovat i několik desítek metrů od skutečné trasy, kudy osoba šla.“</w:t>
       </w:r>
     </w:p>
     <w:p>
@@ -1358,7 +1397,6 @@
           <w:iCs/>
           <w:color w:val="595959"/>
         </w:rPr>
-        <w:lastRenderedPageBreak/>
         <w:t>(Satora, Základy mantrailingu)</w:t>
       </w:r>
     </w:p>
@@ -1528,6 +1566,7 @@
           <w:b/>
           <w:bCs/>
         </w:rPr>
+        <w:lastRenderedPageBreak/>
         <w:t xml:space="preserve">Nesankcionuje </w:t>
       </w:r>
       <w:r>
@@ -1546,38 +1585,175 @@
           <w:b/>
           <w:bCs/>
         </w:rPr>
+        <w:t xml:space="preserve">Penalizuje </w:t>
+      </w:r>
+      <w:r>
+        <w:t>velké odchylky (50 m a více), které podle odborné literatury (Granicz, Schettler) signalizují ztrátu návaznosti na pach a výrazně zvyšují riziko selhání celého zásahu.</w:t>
+      </w:r>
+    </w:p>
+    <w:p/>
+    <w:p>
+      <w:pPr>
+        <w:pStyle w:val="Nadpis2"/>
+      </w:pPr>
+      <w:r>
+        <w:t>Kritérium 4: Schopnost psovoda číst psa – kontrolní body</w:t>
+      </w:r>
+    </w:p>
+    <w:p>
+      <w:r>
+        <w:t>Čtení psa – schopnost psovoda správně interpretovat chování psa a v každém okamžiku rozeznat, zda pes pracuje na pachové stopě nebo nikoliv – je odborné literatuře jednohlasně považována za klíčovou kompetenci celého MT týmu. Kontrolní body v této soutěži jsou měřitelným nástrojem, který tuto kompetenci objektivně zachycuje.</w:t>
+      </w:r>
+    </w:p>
+    <w:p>
+      <w:pPr>
+        <w:pStyle w:val="Nadpis3"/>
+      </w:pPr>
+      <w:r>
+        <w:t>Čtení psa jako základní dovednost psovoda</w:t>
+      </w:r>
+    </w:p>
+    <w:p>
+      <w:r>
+        <w:t>Luboš Satora definuje čtení psa jako primární úkol psovoda během celého trailu:</w:t>
+      </w:r>
+    </w:p>
+    <w:p>
+      <w:pPr>
+        <w:ind w:left="720" w:right="720"/>
+      </w:pPr>
+      <w:r>
+        <w:rPr>
+          <w:i/>
+          <w:iCs/>
+        </w:rPr>
+        <w:t>„Hlavním úkolem psovoda při práci psa je správně a objektivně analyzovat jeho pohyby a chování a překládat si je do lidské řeči. Kdo se toto naučí a získá tak zkušenosti z dlouhodobého sledování pohybů psa, má vyhráno.“</w:t>
+      </w:r>
+    </w:p>
+    <w:p>
+      <w:pPr>
+        <w:ind w:left="720" w:right="720"/>
+      </w:pPr>
+      <w:r>
+        <w:rPr>
+          <w:i/>
+          <w:iCs/>
+          <w:color w:val="595959"/>
+        </w:rPr>
+        <w:t>(Satora, Základy mantrailingu)</w:t>
+      </w:r>
+    </w:p>
+    <w:p>
+      <w:r>
+        <w:t>Satora dále uvádí ve svém přehledu nejčastějších chyb psovodů: „</w:t>
+      </w:r>
+      <w:r>
+        <w:rPr>
+          <w:i/>
+          <w:iCs/>
+        </w:rPr>
+        <w:t>Neumí vyčíst z pohybů a chování jejich psa, co právě dělá.</w:t>
+      </w:r>
+      <w:r>
+        <w:t>“ Neschopnost číst psa tak není jen osobní slabostí konkrétního psovoda – je systémovou překážkou efektivní práce celého týmu.</w:t>
+      </w:r>
+    </w:p>
+    <w:p>
+      <w:r>
+        <w:t>Schettler formuluje tento požadavek ještě radikálněji. Popisuje, jak psovod, který nemá tuto kompetenci, nevyhnutelně bere řízení do vlastních rukou – a psa tím porušuje:</w:t>
+      </w:r>
+    </w:p>
+    <w:p>
+      <w:pPr>
+        <w:ind w:left="720" w:right="720"/>
+      </w:pPr>
+      <w:r>
+        <w:rPr>
+          <w:i/>
+          <w:iCs/>
+        </w:rPr>
+        <w:t>„Many handlers make the mistake of allowing a dog that is not actively following scent to get to the area where the subject of their search is hiding – to allow them to make the find. They do this because they cannot read the dog’s body language that screams: ‘NOT FOLLOWING SCENT!’ [...] The dog will learn a behavior that the handler unintentionally teaches it – if the dog learns that when the chips are down the handler will lead it to the subject’s location, it will learn to ‘not work’ each and every time, and simply run.“</w:t>
+      </w:r>
+    </w:p>
+    <w:p>
+      <w:pPr>
+        <w:ind w:left="720" w:right="720"/>
+      </w:pPr>
+      <w:r>
+        <w:rPr>
+          <w:i/>
+          <w:iCs/>
+          <w:color w:val="595959"/>
+        </w:rPr>
+        <w:t>(Schettler, The Tao of Trailing)</w:t>
+      </w:r>
+    </w:p>
+    <w:p>
+      <w:r>
+        <w:t>Jinými slovy: psovod, který neumí číst psa, postupně destruuje schopnost psa pracovat samostatně. V soutěžním kontextu se tento efekt neprojeví okamžitě – ale právě proto je třeba měřit, zda psovod dobře rozeznává, kdy pes pracuje a kdy ne.</w:t>
+      </w:r>
+    </w:p>
+    <w:p>
+      <w:pPr>
+        <w:pStyle w:val="Nadpis3"/>
+      </w:pPr>
+      <w:r>
+        <w:t>Kontrolní body jako operační nástroj – nejen sportovní prvek</w:t>
+      </w:r>
+    </w:p>
+    <w:p>
+      <w:r>
+        <w:t>Granicz popisuje, jak se právě tato průběžná mentální mapa psovodem zaznačených míst, kde si byl jistý prácí psa, používá přímo v ostrých zásazích:</w:t>
+      </w:r>
+    </w:p>
+    <w:p>
+      <w:pPr>
+        <w:ind w:left="720" w:right="720"/>
+      </w:pPr>
+      <w:r>
+        <w:rPr>
+          <w:i/>
+          <w:iCs/>
+        </w:rPr>
+        <w:t>„During our deployments, it’s vital to constantly update and evaluate the mental map we keep in our heads. Exactly what route we’ve taken so far, where we’ve experienced unusual conditions. Where our dog has shown behavioral changes, how far he has confidently followed the trail and where is the point where we are no longer confident in our four-legged companion’s work. [...] The mind-map allows you to make adjustments on the go and provides useful information for the head of the operation during the post-evaluations of the tracking.“</w:t>
+      </w:r>
+    </w:p>
+    <w:p>
+      <w:pPr>
+        <w:ind w:left="720" w:right="720"/>
+      </w:pPr>
+      <w:r>
+        <w:rPr>
+          <w:i/>
+          <w:iCs/>
+          <w:color w:val="595959"/>
+        </w:rPr>
+        <w:t>(Granicz, Mantrailing Fine Tuned)</w:t>
+      </w:r>
+    </w:p>
+    <w:p>
+      <w:r>
+        <w:t>Granicz navíc popisuje případ, kdy právě díky zaznamenáním míst, kde pes změnil chování, našli pohřešovanou ženu živou v háji – i přesto, že pes předtím nahlásil konec stopy. Zároveň uvozuje, proč je tato informace cenná i pro velitele zásahu:</w:t>
+      </w:r>
+    </w:p>
+    <w:p>
+      <w:pPr>
+        <w:ind w:left="720" w:right="720"/>
+      </w:pPr>
+      <w:r>
+        <w:rPr>
+          <w:i/>
+          <w:iCs/>
+        </w:rPr>
+        <w:t xml:space="preserve">„Also typical of these two applications is the possibility for the dog handler to ask the flanker to place so-called markers on the map. These points are placed where the dog is moving along the track without stopping, but the handler notices a change in the dog’s behavior. Sometimes a dog may not stop at a critical point for some reason, but its reaction may suggest that if the tracking fails, it is worth returning to </w:t>
+      </w:r>
+      <w:r>
+        <w:rPr>
+          <w:i/>
+          <w:iCs/>
+        </w:rPr>
         <w:lastRenderedPageBreak/>
-        <w:t xml:space="preserve">Penalizuje </w:t>
-      </w:r>
-      <w:r>
-        <w:t>velké odchylky (50 m a více), které podle odborné literatury (Granicz, Schettler) signalizují ztrátu návaznosti na pach a výrazně zvyšují riziko selhání celého zásahu.</w:t>
-      </w:r>
-    </w:p>
-    <w:p/>
-    <w:p>
-      <w:pPr>
-        <w:pStyle w:val="Nadpis2"/>
-      </w:pPr>
-      <w:r>
-        <w:t>Kritérium 4: Schopnost psovoda číst psa – kontrolní body</w:t>
-      </w:r>
-    </w:p>
-    <w:p>
-      <w:r>
-        <w:t>Čtení psa – schopnost psovoda správně interpretovat chování psa a v každém okamžiku rozeznat, zda pes pracuje na pachové stopě nebo nikoliv – je odborné literatuře jednohlasně považována za klíčovou kompetenci celého MT týmu. Kontrolní body v této soutěži jsou měřitelným nástrojem, který tuto kompetenci objektivně zachycuje.</w:t>
-      </w:r>
-    </w:p>
-    <w:p>
-      <w:pPr>
-        <w:pStyle w:val="Nadpis3"/>
-      </w:pPr>
-      <w:r>
-        <w:t>Čtení psa jako základní dovednost psovoda</w:t>
-      </w:r>
-    </w:p>
-    <w:p>
-      <w:r>
-        <w:t>Luboš Satora definuje čtení psa jako primární úkol psovoda během celého trailu:</w:t>
+        <w:t>that point and scanning the surrounding area with a mantrailer or an air scent dog. We have already found missing persons in this way.“</w:t>
       </w:r>
     </w:p>
     <w:p>
@@ -1588,144 +1764,13 @@
         <w:rPr>
           <w:i/>
           <w:iCs/>
-        </w:rPr>
-        <w:t>„Hlavním úkolem psovoda při práci psa je správně a objektivně analyzovat jeho pohyby a chování a překládat si je do lidské řeči. Kdo se toto naučí a získá tak zkušenosti z dlouhodobého sledování pohybů psa, má vyhráno.“</w:t>
-      </w:r>
-    </w:p>
-    <w:p>
-      <w:pPr>
-        <w:ind w:left="720" w:right="720"/>
-      </w:pPr>
-      <w:r>
-        <w:rPr>
-          <w:i/>
-          <w:iCs/>
           <w:color w:val="595959"/>
         </w:rPr>
-        <w:t>(Satora, Základy mantrailingu)</w:t>
-      </w:r>
-    </w:p>
-    <w:p>
-      <w:r>
-        <w:t>Satora dále uvádí ve svém přehledu nejčastějších chyb psovodů: „</w:t>
-      </w:r>
-      <w:r>
-        <w:rPr>
-          <w:i/>
-          <w:iCs/>
-        </w:rPr>
-        <w:t>Neumí vyčíst z pohybů a chování jejich psa, co právě dělá.</w:t>
-      </w:r>
-      <w:r>
-        <w:t>“ Neschopnost číst psa tak není jen osobní slabostí konkrétního psovoda – je systémovou překážkou efektivní práce celého týmu.</w:t>
-      </w:r>
-    </w:p>
-    <w:p>
-      <w:r>
-        <w:t>Schettler formuluje tento požadavek ještě radikálněji. Popisuje, jak psovod, který nemá tuto kompetenci, nevyhnutelně bere řízení do vlastních rukou – a psa tím porušuje:</w:t>
-      </w:r>
-    </w:p>
-    <w:p>
-      <w:pPr>
-        <w:ind w:left="720" w:right="720"/>
-      </w:pPr>
-      <w:r>
-        <w:rPr>
-          <w:i/>
-          <w:iCs/>
-        </w:rPr>
-        <w:t>„Many handlers make the mistake of allowing a dog that is not actively following scent to get to the area where the subject of their search is hiding – to allow them to make the find. They do this because they cannot read the dog’s body language that screams: ‘NOT FOLLOWING SCENT!’ [...] The dog will learn a behavior that the handler unintentionally teaches it – if the dog learns that when the chips are down the handler will lead it to the subject’s location, it will learn to ‘not work’ each and every time, and simply run.“</w:t>
-      </w:r>
-    </w:p>
-    <w:p>
-      <w:pPr>
-        <w:ind w:left="720" w:right="720"/>
-      </w:pPr>
-      <w:r>
-        <w:rPr>
-          <w:i/>
-          <w:iCs/>
-          <w:color w:val="595959"/>
-        </w:rPr>
-        <w:t>(Schettler, The Tao of Trailing)</w:t>
-      </w:r>
-    </w:p>
-    <w:p>
-      <w:r>
-        <w:t>Jinými slovy: psovod, který neumí číst psa, postupně destruuje schopnost psa pracovat samostatně. V soutěžním kontextu se tento efekt neprojeví okamžitě – ale právě proto je třeba měřit, zda psovod dobře rozeznává, kdy pes pracuje a kdy ne.</w:t>
-      </w:r>
-    </w:p>
-    <w:p>
-      <w:pPr>
-        <w:pStyle w:val="Nadpis3"/>
-      </w:pPr>
-      <w:r>
-        <w:t>Kontrolní body jako operační nástroj – nejen sportovní prvek</w:t>
-      </w:r>
-    </w:p>
-    <w:p>
-      <w:r>
-        <w:t>Granicz popisuje, jak se právě tato průběžná mentální mapa psovodem zaznačených míst, kde si byl jistý prácí psa, používá přímo v ostrých zásazích:</w:t>
-      </w:r>
-    </w:p>
-    <w:p>
-      <w:pPr>
-        <w:ind w:left="720" w:right="720"/>
-      </w:pPr>
-      <w:r>
-        <w:rPr>
-          <w:i/>
-          <w:iCs/>
-        </w:rPr>
-        <w:t>„During our deployments, it’s vital to constantly update and evaluate the mental map we keep in our heads. Exactly what route we’ve taken so far, where we’ve experienced unusual conditions. Where our dog has shown behavioral changes, how far he has confidently followed the trail and where is the point where we are no longer confident in our four-legged companion’s work. [...] The mind-map allows you to make adjustments on the go and provides useful information for the head of the operation during the post-evaluations of the tracking.“</w:t>
-      </w:r>
-    </w:p>
-    <w:p>
-      <w:pPr>
-        <w:ind w:left="720" w:right="720"/>
-      </w:pPr>
-      <w:r>
-        <w:rPr>
-          <w:i/>
-          <w:iCs/>
-          <w:color w:val="595959"/>
-        </w:rPr>
         <w:t>(Granicz, Mantrailing Fine Tuned)</w:t>
       </w:r>
     </w:p>
     <w:p>
       <w:r>
-        <w:t>Granicz navíc popisuje případ, kdy právě díky zaznamenáním míst, kde pes změnil chování, našli pohřešovanou ženu živou v háji – i přesto, že pes předtím nahlásil konec stopy. Zároveň uvozuje, proč je tato informace cenná i pro velitele zásahu:</w:t>
-      </w:r>
-    </w:p>
-    <w:p>
-      <w:pPr>
-        <w:ind w:left="720" w:right="720"/>
-      </w:pPr>
-      <w:r>
-        <w:rPr>
-          <w:i/>
-          <w:iCs/>
-        </w:rPr>
-        <w:t>„Also typical of these two applications is the possibility for the dog handler to ask the flanker to place so-called markers on the map. These points are placed where the dog is moving along the track without stopping, but the handler notices a change in the dog’s behavior. Sometimes a dog may not stop at a critical point for some reason, but its reaction may suggest that if the tracking fails, it is worth returning to that point and scanning the surrounding area with a mantrailer or an air scent dog. We have already found missing persons in this way.“</w:t>
-      </w:r>
-    </w:p>
-    <w:p>
-      <w:pPr>
-        <w:ind w:left="720" w:right="720"/>
-      </w:pPr>
-      <w:r>
-        <w:rPr>
-          <w:i/>
-          <w:iCs/>
-          <w:color w:val="595959"/>
-        </w:rPr>
-        <w:t>(Granicz, Mantrailing Fine Tuned)</w:t>
-      </w:r>
-    </w:p>
-    <w:p>
-      <w:r>
-        <w:lastRenderedPageBreak/>
         <w:t>Kocher zdůrazňuje, že právě schopnost číst psa je tím „10 %“, které má na starosti psovod a které určuje, zda správně pracující pes zásah dotáhne do úspěchu nebo ne:</w:t>
       </w:r>
     </w:p>
@@ -2583,7 +2628,6 @@
   <w:style w:type="character" w:default="1" w:styleId="Standardnpsmoodstavce">
     <w:name w:val="Default Paragraph Font"/>
     <w:uiPriority w:val="1"/>
-    <w:semiHidden/>
     <w:unhideWhenUsed/>
   </w:style>
   <w:style w:type="table" w:default="1" w:styleId="Normlntabulka">

--- a/K9TrailsAnalyzer/Resources/Pravidla_zavodu.docx
+++ b/K9TrailsAnalyzer/Resources/Pravidla_zavodu.docx
@@ -1103,10 +1103,600 @@
       </w:r>
     </w:p>
     <w:p>
+      <w:r>
+        <w:br w:type="page"/>
+      </w:r>
+    </w:p>
+    <w:p>
+      <w:pPr>
+        <w:rPr>
+          <w:b/>
+          <w:bCs/>
+          <w:color w:val="2E5396"/>
+          <w:sz w:val="32"/>
+          <w:szCs w:val="32"/>
+        </w:rPr>
+      </w:pPr>
+      <w:r>
+        <w:rPr>
+          <w:b/>
+          <w:bCs/>
+          <w:color w:val="2E5396"/>
+          <w:sz w:val="32"/>
+          <w:szCs w:val="32"/>
+        </w:rPr>
+        <w:lastRenderedPageBreak/>
+        <w:t xml:space="preserve">Příklady </w:t>
+      </w:r>
+      <w:r>
+        <w:rPr>
+          <w:b/>
+          <w:bCs/>
+          <w:color w:val="2E5396"/>
+          <w:sz w:val="32"/>
+          <w:szCs w:val="32"/>
+        </w:rPr>
+        <w:t>t</w:t>
+      </w:r>
+      <w:r>
+        <w:rPr>
+          <w:b/>
+          <w:bCs/>
+          <w:color w:val="2E5396"/>
+          <w:sz w:val="32"/>
+          <w:szCs w:val="32"/>
+        </w:rPr>
+        <w:t>railů a bodového hodnocení</w:t>
+      </w:r>
+    </w:p>
+    <w:p>
+      <w:pPr>
+        <w:rPr>
+          <w:b/>
+          <w:bCs/>
+          <w:color w:val="2E5396"/>
+          <w:sz w:val="32"/>
+          <w:szCs w:val="32"/>
+        </w:rPr>
+      </w:pPr>
+    </w:p>
+    <w:p>
+      <w:pPr>
+        <w:rPr>
+          <w:b/>
+          <w:bCs/>
+          <w:color w:val="2E5396"/>
+          <w:sz w:val="32"/>
+          <w:szCs w:val="32"/>
+        </w:rPr>
+      </w:pPr>
+      <w:r>
+        <w:rPr>
+          <w:b/>
+          <w:bCs/>
+          <w:noProof/>
+          <w:color w:val="2E5396"/>
+          <w:sz w:val="32"/>
+          <w:szCs w:val="32"/>
+        </w:rPr>
+        <w:drawing>
+          <wp:inline distT="0" distB="0" distL="0" distR="0" wp14:anchorId="3F3D564B" wp14:editId="008655DD">
+            <wp:extent cx="2590800" cy="1617392"/>
+            <wp:effectExtent l="0" t="0" r="0" b="1905"/>
+            <wp:docPr id="1329373794" name="Obrázek 1"/>
+            <wp:cNvGraphicFramePr>
+              <a:graphicFrameLocks xmlns:a="http://schemas.openxmlformats.org/drawingml/2006/main" noChangeAspect="1"/>
+            </wp:cNvGraphicFramePr>
+            <a:graphic xmlns:a="http://schemas.openxmlformats.org/drawingml/2006/main">
+              <a:graphicData uri="http://schemas.openxmlformats.org/drawingml/2006/picture">
+                <pic:pic xmlns:pic="http://schemas.openxmlformats.org/drawingml/2006/picture">
+                  <pic:nvPicPr>
+                    <pic:cNvPr id="0" name="Picture 1"/>
+                    <pic:cNvPicPr>
+                      <a:picLocks noChangeAspect="1" noChangeArrowheads="1"/>
+                    </pic:cNvPicPr>
+                  </pic:nvPicPr>
+                  <pic:blipFill>
+                    <a:blip r:embed="rId8" cstate="print">
+                      <a:extLst>
+                        <a:ext uri="{28A0092B-C50C-407E-A947-70E740481C1C}">
+                          <a14:useLocalDpi xmlns:a14="http://schemas.microsoft.com/office/drawing/2010/main" val="0"/>
+                        </a:ext>
+                      </a:extLst>
+                    </a:blip>
+                    <a:srcRect/>
+                    <a:stretch>
+                      <a:fillRect/>
+                    </a:stretch>
+                  </pic:blipFill>
+                  <pic:spPr bwMode="auto">
+                    <a:xfrm>
+                      <a:off x="0" y="0"/>
+                      <a:ext cx="2601260" cy="1623922"/>
+                    </a:xfrm>
+                    <a:prstGeom prst="rect">
+                      <a:avLst/>
+                    </a:prstGeom>
+                    <a:noFill/>
+                    <a:ln>
+                      <a:noFill/>
+                    </a:ln>
+                  </pic:spPr>
+                </pic:pic>
+              </a:graphicData>
+            </a:graphic>
+          </wp:inline>
+        </w:drawing>
+      </w:r>
+      <w:r>
+        <w:rPr>
+          <w:b/>
+          <w:bCs/>
+          <w:color w:val="2E5396"/>
+          <w:sz w:val="32"/>
+          <w:szCs w:val="32"/>
+        </w:rPr>
+        <w:t xml:space="preserve"> </w:t>
+      </w:r>
+      <w:r>
+        <w:rPr>
+          <w:b/>
+          <w:bCs/>
+          <w:noProof/>
+          <w:color w:val="2E5396"/>
+          <w:sz w:val="32"/>
+          <w:szCs w:val="32"/>
+        </w:rPr>
+        <w:drawing>
+          <wp:inline distT="0" distB="0" distL="0" distR="0" wp14:anchorId="44E335E1" wp14:editId="022284B1">
+            <wp:extent cx="2673350" cy="1620367"/>
+            <wp:effectExtent l="0" t="0" r="0" b="0"/>
+            <wp:docPr id="1759909250" name="Obrázek 2"/>
+            <wp:cNvGraphicFramePr>
+              <a:graphicFrameLocks xmlns:a="http://schemas.openxmlformats.org/drawingml/2006/main" noChangeAspect="1"/>
+            </wp:cNvGraphicFramePr>
+            <a:graphic xmlns:a="http://schemas.openxmlformats.org/drawingml/2006/main">
+              <a:graphicData uri="http://schemas.openxmlformats.org/drawingml/2006/picture">
+                <pic:pic xmlns:pic="http://schemas.openxmlformats.org/drawingml/2006/picture">
+                  <pic:nvPicPr>
+                    <pic:cNvPr id="0" name="Picture 2"/>
+                    <pic:cNvPicPr>
+                      <a:picLocks noChangeAspect="1" noChangeArrowheads="1"/>
+                    </pic:cNvPicPr>
+                  </pic:nvPicPr>
+                  <pic:blipFill>
+                    <a:blip r:embed="rId9" cstate="print">
+                      <a:extLst>
+                        <a:ext uri="{28A0092B-C50C-407E-A947-70E740481C1C}">
+                          <a14:useLocalDpi xmlns:a14="http://schemas.microsoft.com/office/drawing/2010/main" val="0"/>
+                        </a:ext>
+                      </a:extLst>
+                    </a:blip>
+                    <a:srcRect/>
+                    <a:stretch>
+                      <a:fillRect/>
+                    </a:stretch>
+                  </pic:blipFill>
+                  <pic:spPr bwMode="auto">
+                    <a:xfrm>
+                      <a:off x="0" y="0"/>
+                      <a:ext cx="2710885" cy="1643118"/>
+                    </a:xfrm>
+                    <a:prstGeom prst="rect">
+                      <a:avLst/>
+                    </a:prstGeom>
+                    <a:noFill/>
+                    <a:ln>
+                      <a:noFill/>
+                    </a:ln>
+                  </pic:spPr>
+                </pic:pic>
+              </a:graphicData>
+            </a:graphic>
+          </wp:inline>
+        </w:drawing>
+      </w:r>
+    </w:p>
+    <w:p>
+      <w:pPr>
+        <w:rPr>
+          <w:b/>
+          <w:bCs/>
+          <w:color w:val="2E5396"/>
+          <w:sz w:val="32"/>
+          <w:szCs w:val="32"/>
+        </w:rPr>
+      </w:pPr>
+    </w:p>
+    <w:p>
+      <w:pPr>
+        <w:rPr>
+          <w:b/>
+          <w:bCs/>
+          <w:color w:val="2E5396"/>
+          <w:sz w:val="32"/>
+          <w:szCs w:val="32"/>
+        </w:rPr>
+      </w:pPr>
+      <w:r>
+        <w:rPr>
+          <w:b/>
+          <w:bCs/>
+          <w:noProof/>
+          <w:color w:val="2E5396"/>
+          <w:sz w:val="32"/>
+          <w:szCs w:val="32"/>
+        </w:rPr>
+        <w:drawing>
+          <wp:inline distT="0" distB="0" distL="0" distR="0" wp14:anchorId="773730B7" wp14:editId="08DDAE82">
+            <wp:extent cx="2590738" cy="1543050"/>
+            <wp:effectExtent l="0" t="0" r="635" b="0"/>
+            <wp:docPr id="1240776969" name="Obrázek 3"/>
+            <wp:cNvGraphicFramePr>
+              <a:graphicFrameLocks xmlns:a="http://schemas.openxmlformats.org/drawingml/2006/main" noChangeAspect="1"/>
+            </wp:cNvGraphicFramePr>
+            <a:graphic xmlns:a="http://schemas.openxmlformats.org/drawingml/2006/main">
+              <a:graphicData uri="http://schemas.openxmlformats.org/drawingml/2006/picture">
+                <pic:pic xmlns:pic="http://schemas.openxmlformats.org/drawingml/2006/picture">
+                  <pic:nvPicPr>
+                    <pic:cNvPr id="0" name="Picture 3"/>
+                    <pic:cNvPicPr>
+                      <a:picLocks noChangeAspect="1" noChangeArrowheads="1"/>
+                    </pic:cNvPicPr>
+                  </pic:nvPicPr>
+                  <pic:blipFill>
+                    <a:blip r:embed="rId10" cstate="print">
+                      <a:extLst>
+                        <a:ext uri="{28A0092B-C50C-407E-A947-70E740481C1C}">
+                          <a14:useLocalDpi xmlns:a14="http://schemas.microsoft.com/office/drawing/2010/main" val="0"/>
+                        </a:ext>
+                      </a:extLst>
+                    </a:blip>
+                    <a:srcRect/>
+                    <a:stretch>
+                      <a:fillRect/>
+                    </a:stretch>
+                  </pic:blipFill>
+                  <pic:spPr bwMode="auto">
+                    <a:xfrm>
+                      <a:off x="0" y="0"/>
+                      <a:ext cx="2608715" cy="1553757"/>
+                    </a:xfrm>
+                    <a:prstGeom prst="rect">
+                      <a:avLst/>
+                    </a:prstGeom>
+                    <a:noFill/>
+                    <a:ln>
+                      <a:noFill/>
+                    </a:ln>
+                  </pic:spPr>
+                </pic:pic>
+              </a:graphicData>
+            </a:graphic>
+          </wp:inline>
+        </w:drawing>
+      </w:r>
+      <w:r>
+        <w:rPr>
+          <w:b/>
+          <w:bCs/>
+          <w:color w:val="2E5396"/>
+          <w:sz w:val="32"/>
+          <w:szCs w:val="32"/>
+        </w:rPr>
+        <w:t xml:space="preserve"> </w:t>
+      </w:r>
+      <w:r>
+        <w:rPr>
+          <w:b/>
+          <w:bCs/>
+          <w:noProof/>
+          <w:color w:val="2E5396"/>
+          <w:sz w:val="32"/>
+          <w:szCs w:val="32"/>
+        </w:rPr>
+        <w:drawing>
+          <wp:inline distT="0" distB="0" distL="0" distR="0" wp14:anchorId="2AB1998A" wp14:editId="5D613BB6">
+            <wp:extent cx="3127214" cy="1536700"/>
+            <wp:effectExtent l="0" t="0" r="0" b="6350"/>
+            <wp:docPr id="2137306068" name="Obrázek 4"/>
+            <wp:cNvGraphicFramePr>
+              <a:graphicFrameLocks xmlns:a="http://schemas.openxmlformats.org/drawingml/2006/main" noChangeAspect="1"/>
+            </wp:cNvGraphicFramePr>
+            <a:graphic xmlns:a="http://schemas.openxmlformats.org/drawingml/2006/main">
+              <a:graphicData uri="http://schemas.openxmlformats.org/drawingml/2006/picture">
+                <pic:pic xmlns:pic="http://schemas.openxmlformats.org/drawingml/2006/picture">
+                  <pic:nvPicPr>
+                    <pic:cNvPr id="0" name="Picture 4"/>
+                    <pic:cNvPicPr>
+                      <a:picLocks noChangeAspect="1" noChangeArrowheads="1"/>
+                    </pic:cNvPicPr>
+                  </pic:nvPicPr>
+                  <pic:blipFill>
+                    <a:blip r:embed="rId11" cstate="print">
+                      <a:extLst>
+                        <a:ext uri="{28A0092B-C50C-407E-A947-70E740481C1C}">
+                          <a14:useLocalDpi xmlns:a14="http://schemas.microsoft.com/office/drawing/2010/main" val="0"/>
+                        </a:ext>
+                      </a:extLst>
+                    </a:blip>
+                    <a:srcRect/>
+                    <a:stretch>
+                      <a:fillRect/>
+                    </a:stretch>
+                  </pic:blipFill>
+                  <pic:spPr bwMode="auto">
+                    <a:xfrm>
+                      <a:off x="0" y="0"/>
+                      <a:ext cx="3145975" cy="1545919"/>
+                    </a:xfrm>
+                    <a:prstGeom prst="rect">
+                      <a:avLst/>
+                    </a:prstGeom>
+                    <a:noFill/>
+                    <a:ln>
+                      <a:noFill/>
+                    </a:ln>
+                  </pic:spPr>
+                </pic:pic>
+              </a:graphicData>
+            </a:graphic>
+          </wp:inline>
+        </w:drawing>
+      </w:r>
+    </w:p>
+    <w:p>
+      <w:pPr>
+        <w:rPr>
+          <w:b/>
+          <w:bCs/>
+          <w:color w:val="2E5396"/>
+          <w:sz w:val="32"/>
+          <w:szCs w:val="32"/>
+        </w:rPr>
+      </w:pPr>
+    </w:p>
+    <w:p>
+      <w:pPr>
+        <w:rPr>
+          <w:b/>
+          <w:bCs/>
+          <w:color w:val="2E5396"/>
+          <w:sz w:val="32"/>
+          <w:szCs w:val="32"/>
+        </w:rPr>
+      </w:pPr>
+      <w:r>
+        <w:rPr>
+          <w:b/>
+          <w:bCs/>
+          <w:noProof/>
+          <w:color w:val="2E5396"/>
+          <w:sz w:val="32"/>
+          <w:szCs w:val="32"/>
+        </w:rPr>
+        <w:drawing>
+          <wp:inline distT="0" distB="0" distL="0" distR="0" wp14:anchorId="748E1E49" wp14:editId="3D230FE8">
+            <wp:extent cx="2863850" cy="1670123"/>
+            <wp:effectExtent l="0" t="0" r="0" b="6350"/>
+            <wp:docPr id="2092691299" name="Obrázek 5"/>
+            <wp:cNvGraphicFramePr>
+              <a:graphicFrameLocks xmlns:a="http://schemas.openxmlformats.org/drawingml/2006/main" noChangeAspect="1"/>
+            </wp:cNvGraphicFramePr>
+            <a:graphic xmlns:a="http://schemas.openxmlformats.org/drawingml/2006/main">
+              <a:graphicData uri="http://schemas.openxmlformats.org/drawingml/2006/picture">
+                <pic:pic xmlns:pic="http://schemas.openxmlformats.org/drawingml/2006/picture">
+                  <pic:nvPicPr>
+                    <pic:cNvPr id="0" name="Picture 5"/>
+                    <pic:cNvPicPr>
+                      <a:picLocks noChangeAspect="1" noChangeArrowheads="1"/>
+                    </pic:cNvPicPr>
+                  </pic:nvPicPr>
+                  <pic:blipFill>
+                    <a:blip r:embed="rId12" cstate="print">
+                      <a:extLst>
+                        <a:ext uri="{28A0092B-C50C-407E-A947-70E740481C1C}">
+                          <a14:useLocalDpi xmlns:a14="http://schemas.microsoft.com/office/drawing/2010/main" val="0"/>
+                        </a:ext>
+                      </a:extLst>
+                    </a:blip>
+                    <a:srcRect/>
+                    <a:stretch>
+                      <a:fillRect/>
+                    </a:stretch>
+                  </pic:blipFill>
+                  <pic:spPr bwMode="auto">
+                    <a:xfrm>
+                      <a:off x="0" y="0"/>
+                      <a:ext cx="2886354" cy="1683247"/>
+                    </a:xfrm>
+                    <a:prstGeom prst="rect">
+                      <a:avLst/>
+                    </a:prstGeom>
+                    <a:noFill/>
+                    <a:ln>
+                      <a:noFill/>
+                    </a:ln>
+                  </pic:spPr>
+                </pic:pic>
+              </a:graphicData>
+            </a:graphic>
+          </wp:inline>
+        </w:drawing>
+      </w:r>
+      <w:r>
+        <w:rPr>
+          <w:b/>
+          <w:bCs/>
+          <w:color w:val="2E5396"/>
+          <w:sz w:val="32"/>
+          <w:szCs w:val="32"/>
+        </w:rPr>
+        <w:t xml:space="preserve"> </w:t>
+      </w:r>
+      <w:r>
+        <w:rPr>
+          <w:b/>
+          <w:bCs/>
+          <w:noProof/>
+          <w:color w:val="2E5396"/>
+          <w:sz w:val="32"/>
+          <w:szCs w:val="32"/>
+        </w:rPr>
+        <w:drawing>
+          <wp:inline distT="0" distB="0" distL="0" distR="0" wp14:anchorId="0819D775" wp14:editId="30E6CAB3">
+            <wp:extent cx="2876550" cy="1672029"/>
+            <wp:effectExtent l="0" t="0" r="0" b="4445"/>
+            <wp:docPr id="482798078" name="Obrázek 6"/>
+            <wp:cNvGraphicFramePr>
+              <a:graphicFrameLocks xmlns:a="http://schemas.openxmlformats.org/drawingml/2006/main" noChangeAspect="1"/>
+            </wp:cNvGraphicFramePr>
+            <a:graphic xmlns:a="http://schemas.openxmlformats.org/drawingml/2006/main">
+              <a:graphicData uri="http://schemas.openxmlformats.org/drawingml/2006/picture">
+                <pic:pic xmlns:pic="http://schemas.openxmlformats.org/drawingml/2006/picture">
+                  <pic:nvPicPr>
+                    <pic:cNvPr id="0" name="Picture 6"/>
+                    <pic:cNvPicPr>
+                      <a:picLocks noChangeAspect="1" noChangeArrowheads="1"/>
+                    </pic:cNvPicPr>
+                  </pic:nvPicPr>
+                  <pic:blipFill>
+                    <a:blip r:embed="rId13" cstate="print">
+                      <a:extLst>
+                        <a:ext uri="{28A0092B-C50C-407E-A947-70E740481C1C}">
+                          <a14:useLocalDpi xmlns:a14="http://schemas.microsoft.com/office/drawing/2010/main" val="0"/>
+                        </a:ext>
+                      </a:extLst>
+                    </a:blip>
+                    <a:srcRect/>
+                    <a:stretch>
+                      <a:fillRect/>
+                    </a:stretch>
+                  </pic:blipFill>
+                  <pic:spPr bwMode="auto">
+                    <a:xfrm>
+                      <a:off x="0" y="0"/>
+                      <a:ext cx="2918542" cy="1696437"/>
+                    </a:xfrm>
+                    <a:prstGeom prst="rect">
+                      <a:avLst/>
+                    </a:prstGeom>
+                    <a:noFill/>
+                    <a:ln>
+                      <a:noFill/>
+                    </a:ln>
+                  </pic:spPr>
+                </pic:pic>
+              </a:graphicData>
+            </a:graphic>
+          </wp:inline>
+        </w:drawing>
+      </w:r>
+    </w:p>
+    <w:p>
+      <w:pPr>
+        <w:rPr>
+          <w:b/>
+          <w:bCs/>
+          <w:color w:val="2E5396"/>
+          <w:sz w:val="32"/>
+          <w:szCs w:val="32"/>
+        </w:rPr>
+      </w:pPr>
+    </w:p>
+    <w:p>
+      <w:pPr>
+        <w:rPr>
+          <w:b/>
+          <w:bCs/>
+          <w:color w:val="2E5396"/>
+          <w:sz w:val="32"/>
+          <w:szCs w:val="32"/>
+        </w:rPr>
+      </w:pPr>
+    </w:p>
+    <w:p>
+      <w:pPr>
+        <w:rPr>
+          <w:b/>
+          <w:bCs/>
+          <w:color w:val="2E5396"/>
+          <w:sz w:val="32"/>
+          <w:szCs w:val="32"/>
+        </w:rPr>
+      </w:pPr>
+      <w:r>
+        <w:rPr>
+          <w:b/>
+          <w:bCs/>
+          <w:color w:val="2E5396"/>
+          <w:sz w:val="32"/>
+          <w:szCs w:val="32"/>
+        </w:rPr>
+        <w:drawing>
+          <wp:inline distT="0" distB="0" distL="0" distR="0" wp14:anchorId="724618D2" wp14:editId="5C70C748">
+            <wp:extent cx="6645910" cy="2190115"/>
+            <wp:effectExtent l="0" t="0" r="2540" b="635"/>
+            <wp:docPr id="828078816" name="Obrázek 1" descr="Obsah obrázku text, kalendář, číslo, čtverec&#10;&#10;Obsah generovaný pomocí AI může být nesprávný."/>
+            <wp:cNvGraphicFramePr>
+              <a:graphicFrameLocks xmlns:a="http://schemas.openxmlformats.org/drawingml/2006/main" noChangeAspect="1"/>
+            </wp:cNvGraphicFramePr>
+            <a:graphic xmlns:a="http://schemas.openxmlformats.org/drawingml/2006/main">
+              <a:graphicData uri="http://schemas.openxmlformats.org/drawingml/2006/picture">
+                <pic:pic xmlns:pic="http://schemas.openxmlformats.org/drawingml/2006/picture">
+                  <pic:nvPicPr>
+                    <pic:cNvPr id="828078816" name="Obrázek 1" descr="Obsah obrázku text, kalendář, číslo, čtverec&#10;&#10;Obsah generovaný pomocí AI může být nesprávný."/>
+                    <pic:cNvPicPr/>
+                  </pic:nvPicPr>
+                  <pic:blipFill>
+                    <a:blip r:embed="rId14"/>
+                    <a:stretch>
+                      <a:fillRect/>
+                    </a:stretch>
+                  </pic:blipFill>
+                  <pic:spPr>
+                    <a:xfrm>
+                      <a:off x="0" y="0"/>
+                      <a:ext cx="6645910" cy="2190115"/>
+                    </a:xfrm>
+                    <a:prstGeom prst="rect">
+                      <a:avLst/>
+                    </a:prstGeom>
+                  </pic:spPr>
+                </pic:pic>
+              </a:graphicData>
+            </a:graphic>
+          </wp:inline>
+        </w:drawing>
+      </w:r>
+    </w:p>
+    <w:p>
+      <w:pPr>
+        <w:rPr>
+          <w:b/>
+          <w:bCs/>
+          <w:color w:val="2E5396"/>
+          <w:sz w:val="32"/>
+          <w:szCs w:val="32"/>
+        </w:rPr>
+      </w:pPr>
+      <w:r>
+        <w:rPr>
+          <w:b/>
+          <w:bCs/>
+          <w:color w:val="2E5396"/>
+          <w:sz w:val="32"/>
+          <w:szCs w:val="32"/>
+        </w:rPr>
+        <w:br w:type="page"/>
+      </w:r>
+    </w:p>
+    <w:p>
       <w:pPr>
         <w:pStyle w:val="Nadpis1"/>
       </w:pPr>
       <w:r>
+        <w:lastRenderedPageBreak/>
         <w:t>Odborné zdůvodnění hodnoticích kritérií</w:t>
       </w:r>
     </w:p>
@@ -1238,33 +1828,10 @@
     </w:p>
     <w:p>
       <w:r>
-        <w:lastRenderedPageBreak/>
         <w:t>Toto se sice vztahuje na zpoždění přivolání týmu, nikoliv na rychlost práce samotného týmu – ale logika je stejná: každá minuta je důležitá. Tým, který zvládne stopu rychleji, dává pohlešované osobě více času. V případě pohlešovaného s medikamenty, hypotermie v noci nebo sebevražedných úmyslů – vše situace, které Satora i Granicz dokumentují – tento čas rozhoduje doslova o životě.</w:t>
       </w:r>
     </w:p>
-    <w:p>
-      <w:pPr>
-        <w:pStyle w:val="Nadpis3"/>
-      </w:pPr>
-      <w:r>
-        <w:t>Přímá odpověɱ na Satorovu kritiku</w:t>
-      </w:r>
-    </w:p>
-    <w:p>
-      <w:r>
-        <w:t>Satora ve své knize píše explicitně: „Mantrailing není sport, tady není potřeba porovnávat se mezi sebou navzájem. Kritérium je jenom jedno – co nejrychlejší nalezení hledané osoby a to bez jakýchkoliv dalších podmínek.“ Tato námitka je legitimní. Zapřeme-li ji, zbytek pravidel ztratí půdu pod nohama. Proto ji musíme řešit přímo.</w:t>
-      </w:r>
-    </w:p>
-    <w:p>
-      <w:r>
-        <w:t>Satorova kritika směřuje proti závodům, kde je rychlost jediným nebo dominantním kritériem – kde tým, který dorazil nejdříve, vyhrál, bez ohledu na to, jak pes pracoval. V takovém formátu má Satora naprostou pravdu: odměňujeme sprint, ne mantrailing. Tato pravidla však rychlost neměří jako sportovní výkon. Rychlost je zde podmineránná prací psa: vypočítává se výhradně z délky trasy které dosahl tým s uznanými kontrolními body. Tým bez uznaných kontrolních bodů – tedy tým, kde psovod nemůže prokázat, že pes průběžně pracoval – nezíská za rychlost nic. Rychlost je tu výsledkem kvalitní práce, ne její náhradou.</w:t>
-      </w:r>
-    </w:p>
-    <w:p>
-      <w:pPr>
-        <w:pStyle w:val="Nadpis3"/>
-      </w:pPr>
-    </w:p>
+    <w:p/>
     <w:p>
       <w:r>
         <w:t>Rychlost práce je v těchto pravidlech hodnocena jako součást širšího systému – nikoli jako jediné nebo dominantní kritérium. Tým, který jde rychle, ale nepracuje přesně a nečte psa, celkově prohraje s týmem, který jde pomaleji, ale odvede kvalitní práci. To je zásadní rozdíl oproti soutěžím, kde je čas jediným kritériem – a které tak mohou odměňovat rychlou, nekvalitní práci. Rychlost je zde odměňována pouze tehdy, je-li podložena zvládnutou částí stopy a uznanými kontrolními body – tedy skutečnou prací týmu.</w:t>
@@ -1337,6 +1904,11 @@
         <w:t>rychlost na úkor kvality – maximální váha tohoto kritéria je srovnatelná s ostatními kritérii a tým, který pracuje rychle ale nepracuje přesně, v celkovém skóre neprospěje.</w:t>
       </w:r>
     </w:p>
+    <w:p>
+      <w:pPr>
+        <w:ind w:left="720"/>
+      </w:pPr>
+    </w:p>
     <w:p/>
     <w:p/>
     <w:p>
@@ -1344,6 +1916,7 @@
         <w:pStyle w:val="Nadpis2"/>
       </w:pPr>
       <w:r>
+        <w:lastRenderedPageBreak/>
         <w:t>Kritérium 3: Přesnost práce psa</w:t>
       </w:r>
     </w:p>
@@ -1376,15 +1949,7 @@
           <w:i/>
           <w:iCs/>
         </w:rPr>
-        <w:t xml:space="preserve">„Za ideálních podmínek by tedy mohly tyto pachové částice skutečně dopadnout přesně tam, kde hledaná osoba prošla. Většinou jsou ale vítrem odáněny na místa, kde se zachytí na přirozených překážkách. To vysvětluje někdy až nepochopitelný </w:t>
-      </w:r>
-      <w:r>
-        <w:rPr>
-          <w:i/>
-          <w:iCs/>
-        </w:rPr>
-        <w:lastRenderedPageBreak/>
-        <w:t>pohyb psa, který se může pohybovat i několik desítek metrů od skutečné trasy, kudy osoba šla.“</w:t>
+        <w:t>„Za ideálních podmínek by tedy mohly tyto pachové částice skutečně dopadnout přesně tam, kde hledaná osoba prošla. Většinou jsou ale vítrem odáněny na místa, kde se zachytí na přirozených překážkách. To vysvětluje někdy až nepochopitelný pohyb psa, který se může pohybovat i několik desítek metrů od skutečné trasy, kudy osoba šla.“</w:t>
       </w:r>
     </w:p>
     <w:p>
@@ -1520,6 +2085,7 @@
           <w:i/>
           <w:iCs/>
         </w:rPr>
+        <w:lastRenderedPageBreak/>
         <w:t>„GPS tracking is also a useful aid, giving you instant warning if you plan to lead your dog back to the wrong place. [...] On more than one occasion during our training sessions, a dog handler has noticed that his dog is no longer following the trail of the person hiding, so he leads him back to where he thinks they were. But that point was up to ten meters further away than the actual trail. In such cases, the dog may be lucky enough to ‘air scent’ the trail [...] but it may not be able to do so and the search may end in a dead end because the dog handler’s mind map was incorrect.“</w:t>
       </w:r>
     </w:p>
@@ -1566,7 +2132,6 @@
           <w:b/>
           <w:bCs/>
         </w:rPr>
-        <w:lastRenderedPageBreak/>
         <w:t xml:space="preserve">Nesankcionuje </w:t>
       </w:r>
       <w:r>
@@ -1715,7 +2280,15 @@
           <w:i/>
           <w:iCs/>
         </w:rPr>
-        <w:t>„During our deployments, it’s vital to constantly update and evaluate the mental map we keep in our heads. Exactly what route we’ve taken so far, where we’ve experienced unusual conditions. Where our dog has shown behavioral changes, how far he has confidently followed the trail and where is the point where we are no longer confident in our four-legged companion’s work. [...] The mind-map allows you to make adjustments on the go and provides useful information for the head of the operation during the post-evaluations of the tracking.“</w:t>
+        <w:t xml:space="preserve">„During our deployments, it’s vital to constantly update and evaluate the mental map we keep in our heads. Exactly what route we’ve taken so far, where we’ve experienced unusual conditions. Where our dog has shown behavioral changes, how far he has confidently followed the trail and where is the point where we are no </w:t>
+      </w:r>
+      <w:r>
+        <w:rPr>
+          <w:i/>
+          <w:iCs/>
+        </w:rPr>
+        <w:lastRenderedPageBreak/>
+        <w:t>longer confident in our four-legged companion’s work. [...] The mind-map allows you to make adjustments on the go and provides useful information for the head of the operation during the post-evaluations of the tracking.“</w:t>
       </w:r>
     </w:p>
     <w:p>
@@ -1745,15 +2318,7 @@
           <w:i/>
           <w:iCs/>
         </w:rPr>
-        <w:t xml:space="preserve">„Also typical of these two applications is the possibility for the dog handler to ask the flanker to place so-called markers on the map. These points are placed where the dog is moving along the track without stopping, but the handler notices a change in the dog’s behavior. Sometimes a dog may not stop at a critical point for some reason, but its reaction may suggest that if the tracking fails, it is worth returning to </w:t>
-      </w:r>
-      <w:r>
-        <w:rPr>
-          <w:i/>
-          <w:iCs/>
-        </w:rPr>
-        <w:lastRenderedPageBreak/>
-        <w:t>that point and scanning the surrounding area with a mantrailer or an air scent dog. We have already found missing persons in this way.“</w:t>
+        <w:t>„Also typical of these two applications is the possibility for the dog handler to ask the flanker to place so-called markers on the map. These points are placed where the dog is moving along the track without stopping, but the handler notices a change in the dog’s behavior. Sometimes a dog may not stop at a critical point for some reason, but its reaction may suggest that if the tracking fails, it is worth returning to that point and scanning the surrounding area with a mantrailer or an air scent dog. We have already found missing persons in this way.“</w:t>
       </w:r>
     </w:p>
     <w:p>
@@ -2628,6 +3193,7 @@
   <w:style w:type="character" w:default="1" w:styleId="Standardnpsmoodstavce">
     <w:name w:val="Default Paragraph Font"/>
     <w:uiPriority w:val="1"/>
+    <w:semiHidden/>
     <w:unhideWhenUsed/>
   </w:style>
   <w:style w:type="table" w:default="1" w:styleId="Normlntabulka">

--- a/K9TrailsAnalyzer/Resources/Pravidla_zavodu.docx
+++ b/K9TrailsAnalyzer/Resources/Pravidla_zavodu.docx
@@ -151,10 +151,22 @@
           <w:b/>
           <w:bCs/>
         </w:rPr>
-        <w:t>Klíčovým principem</w:t>
-      </w:r>
-      <w:r>
-        <w:t xml:space="preserve">  je, že </w:t>
+        <w:t xml:space="preserve">Klíčovým </w:t>
+      </w:r>
+      <w:proofErr w:type="gramStart"/>
+      <w:r>
+        <w:rPr>
+          <w:b/>
+          <w:bCs/>
+        </w:rPr>
+        <w:t>principem</w:t>
+      </w:r>
+      <w:r>
+        <w:t xml:space="preserve">  je</w:t>
+      </w:r>
+      <w:proofErr w:type="gramEnd"/>
+      <w:r>
+        <w:t xml:space="preserve">, že </w:t>
       </w:r>
       <w:r>
         <w:rPr>
@@ -326,34 +338,88 @@
           <w:b/>
           <w:bCs/>
         </w:rPr>
-        <w:t>2. Rychlost práce</w:t>
-      </w:r>
-      <w:r>
-        <w:t xml:space="preserve"> </w:t>
-      </w:r>
-    </w:p>
-    <w:p>
+        <w:t>2.</w:t>
+      </w:r>
       <w:r>
         <w:rPr>
           <w:b/>
           <w:bCs/>
         </w:rPr>
-        <w:t xml:space="preserve">3. Přesnost práce </w:t>
-      </w:r>
-      <w:r>
-        <w:t xml:space="preserve"> </w:t>
-      </w:r>
-    </w:p>
-    <w:p>
+        <w:t xml:space="preserve"> </w:t>
+      </w:r>
       <w:r>
         <w:rPr>
           <w:b/>
           <w:bCs/>
         </w:rPr>
-        <w:t>4. Schopnost psovoda číst svého psa</w:t>
-      </w:r>
-      <w:r>
-        <w:t xml:space="preserve"> </w:t>
+        <w:t>Schopnost psovoda číst svého psa</w:t>
+      </w:r>
+      <w:r>
+        <w:rPr>
+          <w:b/>
+          <w:bCs/>
+        </w:rPr>
+        <w:t xml:space="preserve"> </w:t>
+      </w:r>
+    </w:p>
+    <w:p>
+      <w:r>
+        <w:rPr>
+          <w:b/>
+          <w:bCs/>
+        </w:rPr>
+        <w:t xml:space="preserve">3. Přesnost práce </w:t>
+      </w:r>
+      <w:r>
+        <w:t xml:space="preserve"> </w:t>
+      </w:r>
+    </w:p>
+    <w:p>
+      <w:r>
+        <w:rPr>
+          <w:b/>
+          <w:bCs/>
+        </w:rPr>
+        <w:t xml:space="preserve">4. </w:t>
+      </w:r>
+      <w:r>
+        <w:rPr>
+          <w:b/>
+          <w:bCs/>
+        </w:rPr>
+        <w:t>Rychlost práce</w:t>
+      </w:r>
+      <w:r>
+        <w:t xml:space="preserve"> </w:t>
+      </w:r>
+    </w:p>
+    <w:p>
+      <w:pPr>
+        <w:rPr>
+          <w:b/>
+          <w:bCs/>
+        </w:rPr>
+      </w:pPr>
+      <w:r>
+        <w:rPr>
+          <w:b/>
+          <w:bCs/>
+        </w:rPr>
+        <w:t>5</w:t>
+      </w:r>
+      <w:r>
+        <w:rPr>
+          <w:b/>
+          <w:bCs/>
+        </w:rPr>
+        <w:t xml:space="preserve">. </w:t>
+      </w:r>
+      <w:r>
+        <w:rPr>
+          <w:b/>
+          <w:bCs/>
+        </w:rPr>
+        <w:t>Rychlé nalezení stopy</w:t>
       </w:r>
     </w:p>
     <w:p>
@@ -497,7 +563,6 @@
     <w:p/>
     <w:p>
       <w:r>
-        <w:lastRenderedPageBreak/>
         <w:t xml:space="preserve">Všechny trasy by měly být kladené ideálně po větru nebo kolmo na něj. Případné předměty slouží pouze jako kontrolní body pro psovoda (může u nich nahlásit kontrolní bod). </w:t>
       </w:r>
     </w:p>
@@ -515,37 +580,487 @@
       </w:r>
     </w:p>
     <w:p/>
+    <w:tbl>
+      <w:tblPr>
+        <w:tblStyle w:val="Mkatabulky"/>
+        <w:tblW w:w="0" w:type="auto"/>
+        <w:tblLook w:val="04A0" w:firstRow="1" w:lastRow="0" w:firstColumn="1" w:lastColumn="0" w:noHBand="0" w:noVBand="1"/>
+      </w:tblPr>
+      <w:tblGrid>
+        <w:gridCol w:w="3681"/>
+        <w:gridCol w:w="4819"/>
+      </w:tblGrid>
+      <w:tr>
+        <w:tc>
+          <w:tcPr>
+            <w:tcW w:w="3681" w:type="dxa"/>
+          </w:tcPr>
+          <w:p>
+            <w:pPr>
+              <w:rPr>
+                <w:b/>
+                <w:bCs/>
+              </w:rPr>
+            </w:pPr>
+            <w:r>
+              <w:rPr>
+                <w:b/>
+                <w:bCs/>
+              </w:rPr>
+              <w:t>Kritérium</w:t>
+            </w:r>
+          </w:p>
+        </w:tc>
+        <w:tc>
+          <w:tcPr>
+            <w:tcW w:w="4819" w:type="dxa"/>
+          </w:tcPr>
+          <w:p>
+            <w:pPr>
+              <w:rPr>
+                <w:b/>
+                <w:bCs/>
+              </w:rPr>
+            </w:pPr>
+            <w:r>
+              <w:rPr>
+                <w:b/>
+                <w:bCs/>
+              </w:rPr>
+              <w:t>Max</w:t>
+            </w:r>
+            <w:r>
+              <w:rPr>
+                <w:b/>
+                <w:bCs/>
+              </w:rPr>
+              <w:t>.</w:t>
+            </w:r>
+            <w:r>
+              <w:rPr>
+                <w:b/>
+                <w:bCs/>
+              </w:rPr>
+              <w:t xml:space="preserve"> počet bodů (návrh – možno měnit)</w:t>
+            </w:r>
+          </w:p>
+        </w:tc>
+      </w:tr>
+      <w:tr>
+        <w:tc>
+          <w:tcPr>
+            <w:tcW w:w="3681" w:type="dxa"/>
+          </w:tcPr>
+          <w:p>
+            <w:r>
+              <w:t>Nalezení osoby</w:t>
+            </w:r>
+          </w:p>
+        </w:tc>
+        <w:tc>
+          <w:tcPr>
+            <w:tcW w:w="4819" w:type="dxa"/>
+          </w:tcPr>
+          <w:p>
+            <w:r>
+              <w:t xml:space="preserve"> </w:t>
+            </w:r>
+            <w:r>
+              <w:t>5</w:t>
+            </w:r>
+            <w:r>
+              <w:t>0</w:t>
+            </w:r>
+          </w:p>
+        </w:tc>
+      </w:tr>
+      <w:tr>
+        <w:tc>
+          <w:tcPr>
+            <w:tcW w:w="3681" w:type="dxa"/>
+          </w:tcPr>
+          <w:p>
+            <w:r>
+              <w:t>Schopnost p</w:t>
+            </w:r>
+            <w:r>
+              <w:t>sovoda číst psa</w:t>
+            </w:r>
+          </w:p>
+        </w:tc>
+        <w:tc>
+          <w:tcPr>
+            <w:tcW w:w="4819" w:type="dxa"/>
+          </w:tcPr>
+          <w:p>
+            <w:r>
+              <w:t xml:space="preserve"> </w:t>
+            </w:r>
+            <w:r>
+              <w:t>20</w:t>
+            </w:r>
+          </w:p>
+        </w:tc>
+      </w:tr>
+      <w:tr>
+        <w:tc>
+          <w:tcPr>
+            <w:tcW w:w="3681" w:type="dxa"/>
+          </w:tcPr>
+          <w:p>
+            <w:r>
+              <w:t>P</w:t>
+            </w:r>
+            <w:r>
+              <w:t>řesnost práce psa</w:t>
+            </w:r>
+          </w:p>
+        </w:tc>
+        <w:tc>
+          <w:tcPr>
+            <w:tcW w:w="4819" w:type="dxa"/>
+          </w:tcPr>
+          <w:p>
+            <w:r>
+              <w:t xml:space="preserve"> </w:t>
+            </w:r>
+            <w:r>
+              <w:t>15</w:t>
+            </w:r>
+          </w:p>
+        </w:tc>
+      </w:tr>
+      <w:tr>
+        <w:tc>
+          <w:tcPr>
+            <w:tcW w:w="3681" w:type="dxa"/>
+          </w:tcPr>
+          <w:p>
+            <w:r>
+              <w:t>Tempo postupu týmu</w:t>
+            </w:r>
+          </w:p>
+        </w:tc>
+        <w:tc>
+          <w:tcPr>
+            <w:tcW w:w="4819" w:type="dxa"/>
+          </w:tcPr>
+          <w:p>
+            <w:r>
+              <w:t xml:space="preserve"> </w:t>
+            </w:r>
+            <w:r>
+              <w:t>10</w:t>
+            </w:r>
+          </w:p>
+        </w:tc>
+      </w:tr>
+      <w:tr>
+        <w:tc>
+          <w:tcPr>
+            <w:tcW w:w="3681" w:type="dxa"/>
+          </w:tcPr>
+          <w:p>
+            <w:r>
+              <w:t>Rychlé nalezení stopy</w:t>
+            </w:r>
+          </w:p>
+        </w:tc>
+        <w:tc>
+          <w:tcPr>
+            <w:tcW w:w="4819" w:type="dxa"/>
+          </w:tcPr>
+          <w:p>
+            <w:r>
+              <w:t xml:space="preserve">    </w:t>
+            </w:r>
+            <w:r>
+              <w:t>5</w:t>
+            </w:r>
+          </w:p>
+        </w:tc>
+      </w:tr>
+      <w:tr>
+        <w:tc>
+          <w:tcPr>
+            <w:tcW w:w="3681" w:type="dxa"/>
+          </w:tcPr>
+          <w:p>
+            <w:pPr>
+              <w:rPr>
+                <w:b/>
+                <w:bCs/>
+              </w:rPr>
+            </w:pPr>
+            <w:r>
+              <w:rPr>
+                <w:b/>
+                <w:bCs/>
+              </w:rPr>
+              <w:t>Celkem</w:t>
+            </w:r>
+          </w:p>
+        </w:tc>
+        <w:tc>
+          <w:tcPr>
+            <w:tcW w:w="4819" w:type="dxa"/>
+          </w:tcPr>
+          <w:p>
+            <w:pPr>
+              <w:rPr>
+                <w:b/>
+                <w:bCs/>
+              </w:rPr>
+            </w:pPr>
+            <w:r>
+              <w:rPr>
+                <w:b/>
+                <w:bCs/>
+              </w:rPr>
+              <w:t>100</w:t>
+            </w:r>
+          </w:p>
+        </w:tc>
+      </w:tr>
+    </w:tbl>
+    <w:p>
+      <w:pPr>
+        <w:rPr>
+          <w:b/>
+          <w:bCs/>
+        </w:rPr>
+      </w:pPr>
+    </w:p>
     <w:p>
       <w:pPr>
         <w:pStyle w:val="Nadpis2"/>
       </w:pPr>
       <w:r>
-        <w:t>1. Nález osoby</w:t>
-      </w:r>
-    </w:p>
-    <w:p>
-      <w:r>
-        <w:t>0 nebo 100 bodů</w:t>
-      </w:r>
-    </w:p>
-    <w:p/>
+        <w:t>1. N</w:t>
+      </w:r>
+      <w:r>
+        <w:t>a</w:t>
+      </w:r>
+      <w:r>
+        <w:t>lez</w:t>
+      </w:r>
+      <w:r>
+        <w:t>ení</w:t>
+      </w:r>
+      <w:r>
+        <w:t xml:space="preserve"> osoby</w:t>
+      </w:r>
+    </w:p>
+    <w:p>
+      <w:r>
+        <w:t xml:space="preserve">Nalezení osoby je bez </w:t>
+      </w:r>
+      <w:proofErr w:type="gramStart"/>
+      <w:r>
+        <w:t>diskuze</w:t>
+      </w:r>
+      <w:proofErr w:type="gramEnd"/>
+      <w:r>
+        <w:t xml:space="preserve"> hlavním cílem stopování a je proto ohodnoceno největším počtem bodů.</w:t>
+      </w:r>
+    </w:p>
     <w:p>
       <w:pPr>
         <w:pStyle w:val="Nadpis2"/>
       </w:pPr>
       <w:r>
-        <w:t>2. Rychlost práce</w:t>
-      </w:r>
-    </w:p>
-    <w:p>
-      <w:r>
-        <w:t>+20 bodů za každý km/h (tedy 100 bodů při rychlosti 5 km/h). Rychlost se počítá z</w:t>
-      </w:r>
-      <w:r>
-        <w:t>e skutečné</w:t>
-      </w:r>
-      <w:r>
-        <w:t xml:space="preserve"> délky trasy kladeče mezi startem a posledním uznaným kontrolním bodem (nebo nálezem osoby), děleno příslušným časem měřeno od startu týmu. Výsledek se násobí váhou podle úspěšně zvládnuté části trasy – např. pokud je poslední kontrolní bod v polovině trasy, váha = 0,5, tedy 10 bodů za každý km/h.</w:t>
+        <w:t>2</w:t>
+      </w:r>
+      <w:r>
+        <w:t>. Schopnost psovoda číst psa – kontrolní body</w:t>
+      </w:r>
+    </w:p>
+    <w:p>
+      <w:r>
+        <w:t xml:space="preserve">Schopnost psovoda číst psa je jedna z nejdůležitějších dovedností při praktickém stopování. Je proto ohodnocena vysokým počtem bodů. K hodnocení se používají </w:t>
+      </w:r>
+      <w:r>
+        <w:t>„kontrolní body“.</w:t>
+      </w:r>
+    </w:p>
+    <w:p/>
+    <w:p>
+      <w:r>
+        <w:rPr>
+          <w:b/>
+          <w:bCs/>
+        </w:rPr>
+        <w:t xml:space="preserve">Co je kontrolní bod: </w:t>
+      </w:r>
+      <w:r>
+        <w:t>Psovod může kdykoliv během výkonu nahlásit „kontrolní bod“ – tedy místo, kde je přesvědčen, že pes správně sleduje stopu. Rozhodčí kontrolní bod uzná pouze tehdy, pokud cílová osoba ještě není na dohled.</w:t>
+      </w:r>
+    </w:p>
+    <w:p/>
+    <w:p>
+      <w:r>
+        <w:rPr>
+          <w:b/>
+          <w:bCs/>
+        </w:rPr>
+        <w:t xml:space="preserve">Jak nahlásit: </w:t>
+      </w:r>
+      <w:r>
+        <w:t>Kdykoli jsi přesvědčen, že pes právě pracuje správně, řekni rozhodčímu:</w:t>
+      </w:r>
+      <w:r>
+        <w:rPr>
+          <w:b/>
+          <w:bCs/>
+        </w:rPr>
+        <w:t xml:space="preserve"> „Kontrolní bod.“</w:t>
+      </w:r>
+      <w:r>
+        <w:t xml:space="preserve"> To je vše – matematiku hodnocení zajišťuje aplikace automaticky.</w:t>
+      </w:r>
+    </w:p>
+    <w:p/>
+    <w:p>
+      <w:r>
+        <w:rPr>
+          <w:b/>
+          <w:bCs/>
+        </w:rPr>
+        <w:t>Pravidla uznání:</w:t>
+      </w:r>
+    </w:p>
+    <w:p>
+      <w:pPr>
+        <w:pStyle w:val="Odstavecseseznamem"/>
+        <w:numPr>
+          <w:ilvl w:val="0"/>
+          <w:numId w:val="2"/>
+        </w:numPr>
+      </w:pPr>
+      <w:r>
+        <w:t>Kontrolní bod lze nahlásit kdykoliv během práce na stopě, opakovaně.</w:t>
+      </w:r>
+    </w:p>
+    <w:p>
+      <w:pPr>
+        <w:pStyle w:val="Odstavecseseznamem"/>
+        <w:numPr>
+          <w:ilvl w:val="0"/>
+          <w:numId w:val="2"/>
+        </w:numPr>
+      </w:pPr>
+      <w:r>
+        <w:t>Rozhodčí bod uzná, jen pokud cílová osoba ještě není na dohled.</w:t>
+      </w:r>
+    </w:p>
+    <w:p>
+      <w:pPr>
+        <w:pStyle w:val="Odstavecseseznamem"/>
+        <w:numPr>
+          <w:ilvl w:val="0"/>
+          <w:numId w:val="2"/>
+        </w:numPr>
+      </w:pPr>
+      <w:r>
+        <w:t>Kontrolní bod se zaznamenává i u psovodem nahlášeného předmětu na trase (bez ohledu na to, zda ho pes označil – rozhodující je hlášení psovoda).</w:t>
+      </w:r>
+    </w:p>
+    <w:p>
+      <w:pPr>
+        <w:pStyle w:val="Odstavecseseznamem"/>
+        <w:numPr>
+          <w:ilvl w:val="0"/>
+          <w:numId w:val="2"/>
+        </w:numPr>
+      </w:pPr>
+      <w:r>
+        <w:t>Nález kladeče se jako kontrolní bod nepočítá – hodnotí se samostatně v bodě 1. Samotné dosažení konce trasy tedy nemá vliv na toto hodnocení.</w:t>
+      </w:r>
+    </w:p>
+    <w:p>
+      <w:pPr>
+        <w:pStyle w:val="Odstavecseseznamem"/>
+        <w:numPr>
+          <w:ilvl w:val="0"/>
+          <w:numId w:val="2"/>
+        </w:numPr>
+      </w:pPr>
+      <w:r>
+        <w:t>Konec práce (místo, kde psovod práci ukončil nebo vypršel časový limit) se jako kontrolní bod počítá jen tehdy, pokud ho psovod výslovně nahlásí a cílová osoba ještě není na dohled.</w:t>
+      </w:r>
+    </w:p>
+    <w:p/>
+    <w:p>
+      <w:r>
+        <w:rPr>
+          <w:b/>
+          <w:bCs/>
+        </w:rPr>
+        <w:t xml:space="preserve">Využití kontrolních bodů pro návrat ke stopě: </w:t>
+      </w:r>
+      <w:r>
+        <w:t>Pokud pes stopu ztratí, může psovod požádat rozhodčího o návrat k poslednímu nahlášenému kontrolnímu bodu. Tuto roli může plnit i pomocník psovoda, pokud jej psovod má.</w:t>
+      </w:r>
+    </w:p>
+    <w:p/>
+    <w:p>
+      <w:r>
+        <w:rPr>
+          <w:b/>
+          <w:bCs/>
+        </w:rPr>
+        <w:t>Jak se kontrolní body hodnotí:</w:t>
+      </w:r>
+    </w:p>
+    <w:p/>
+    <w:p>
+      <w:r>
+        <w:t>Hodnocení odměňuje ty psovody, kteří čtou dobře psa průběžně po celé trase, před těmi, co nahlásí jen jeden nebo dva kontrolní body. Zároveň platí, že přidání dalšího kontrolního bodu nikdy nemůže snížit dosažené skóre (pokud je bod v blízkosti trasy kladeče).</w:t>
+      </w:r>
+    </w:p>
+    <w:p/>
+    <w:p>
+      <w:r>
+        <w:lastRenderedPageBreak/>
+        <w:t>Každý kontrolní bod přispívá do celkového skóre na základě dvou faktorů:</w:t>
+      </w:r>
+    </w:p>
+    <w:p>
+      <w:pPr>
+        <w:pStyle w:val="Odstavecseseznamem"/>
+        <w:numPr>
+          <w:ilvl w:val="0"/>
+          <w:numId w:val="2"/>
+        </w:numPr>
+      </w:pPr>
+      <w:r>
+        <w:rPr>
+          <w:b/>
+          <w:bCs/>
+        </w:rPr>
+        <w:t>Přesnost bodu</w:t>
+      </w:r>
+      <w:r>
+        <w:t xml:space="preserve"> – jak blízko trasy kladeče se tým v okamžiku hlášení nacházel (stejná váhová funkce jako v bodě 3).</w:t>
+      </w:r>
+    </w:p>
+    <w:p>
+      <w:pPr>
+        <w:pStyle w:val="Odstavecseseznamem"/>
+        <w:numPr>
+          <w:ilvl w:val="0"/>
+          <w:numId w:val="2"/>
+        </w:numPr>
+      </w:pPr>
+      <w:r>
+        <w:rPr>
+          <w:b/>
+          <w:bCs/>
+        </w:rPr>
+        <w:t>Délka úseku od předchozího bodu</w:t>
+      </w:r>
+      <w:r>
+        <w:t xml:space="preserve"> – dlouhá mezera (psovod dlouho nic nehlásil – nebyl si jistý, zda je pes na stopě) je penalizována. Přibližně platí že pokud je vzdálenost mezi psovodem hlášenými kontrolními body 50 % délky trasy kladeče, tak tým dostane jen 50 % možných bodů v této „disciplíně“.</w:t>
       </w:r>
     </w:p>
     <w:p/>
@@ -559,7 +1074,51 @@
     </w:p>
     <w:p>
       <w:r>
-        <w:t xml:space="preserve">Maximálně 100 bodů. Hodnotí se váhou </w:t>
+        <w:t xml:space="preserve">Při praktickém stopování nemůže být přesnost práce hodnocena tak přísně jako </w:t>
+      </w:r>
+      <w:r>
+        <w:t>na</w:t>
+      </w:r>
+      <w:r>
+        <w:t xml:space="preserve"> </w:t>
+      </w:r>
+      <w:r>
+        <w:t>sportovních stopách. V</w:t>
+      </w:r>
+      <w:r>
+        <w:t xml:space="preserve"> žádném případě nesmí být tým </w:t>
+      </w:r>
+      <w:r>
+        <w:t>zastaven,</w:t>
+      </w:r>
+      <w:r>
+        <w:t xml:space="preserve"> když se od stopy více odchýlí</w:t>
+      </w:r>
+      <w:r>
+        <w:t xml:space="preserve">. Na druhou stranu přesnější práce je </w:t>
+      </w:r>
+      <w:r>
+        <w:t xml:space="preserve">vždy </w:t>
+      </w:r>
+      <w:r>
+        <w:t>výhodou</w:t>
+      </w:r>
+      <w:r>
+        <w:t xml:space="preserve"> a pes by neměl pracovat jako při plošném</w:t>
+      </w:r>
+      <w:r>
+        <w:t xml:space="preserve"> </w:t>
+      </w:r>
+      <w:r>
+        <w:t>pátrání.</w:t>
+      </w:r>
+    </w:p>
+    <w:p>
+      <w:r>
+        <w:t>Přesnost se h</w:t>
+      </w:r>
+      <w:r>
+        <w:t xml:space="preserve">odnotí váhou </w:t>
       </w:r>
       <w:r>
         <w:rPr>
@@ -569,7 +1128,17 @@
         <w:t>w</w:t>
       </w:r>
       <w:r>
-        <w:t xml:space="preserve"> podle odchylky psa od trasy kladeče. Váha w se mění spojitě podle matematické funkce, která v určitých bodech nabývá těchto hodnot:</w:t>
+        <w:t xml:space="preserve"> podle odchylky psa od trasy kladeče. Váha </w:t>
+      </w:r>
+      <w:r>
+        <w:rPr>
+          <w:i/>
+          <w:iCs/>
+        </w:rPr>
+        <w:t>w</w:t>
+      </w:r>
+      <w:r>
+        <w:t xml:space="preserve"> se mění spojitě podle matematické funkce, která v určitých bodech nabývá těchto hodnot:</w:t>
       </w:r>
     </w:p>
     <w:p/>
@@ -591,9 +1160,9 @@
         <w:tblLook w:val="0000" w:firstRow="0" w:lastRow="0" w:firstColumn="0" w:lastColumn="0" w:noHBand="0" w:noVBand="0"/>
       </w:tblPr>
       <w:tblGrid>
-        <w:gridCol w:w="2654"/>
-        <w:gridCol w:w="2494"/>
-        <w:gridCol w:w="3878"/>
+        <w:gridCol w:w="2203"/>
+        <w:gridCol w:w="2070"/>
+        <w:gridCol w:w="4753"/>
       </w:tblGrid>
       <w:tr>
         <w:tc>
@@ -705,12 +1274,11 @@
             </w:tcMar>
           </w:tcPr>
           <w:p>
+            <w:proofErr w:type="gramStart"/>
             <w:r>
-              <w:t xml:space="preserve">&lt; </w:t>
+              <w:t>&lt; 5</w:t>
             </w:r>
-            <w:r>
-              <w:t>5</w:t>
-            </w:r>
+            <w:proofErr w:type="gramEnd"/>
             <w:r>
               <w:t xml:space="preserve"> m</w:t>
             </w:r>
@@ -780,10 +1348,7 @@
           </w:tcPr>
           <w:p>
             <w:r>
-              <w:t>15</w:t>
-            </w:r>
-            <w:r>
-              <w:t xml:space="preserve"> m</w:t>
+              <w:t>15 m</w:t>
             </w:r>
           </w:p>
         </w:tc>
@@ -851,10 +1416,7 @@
           </w:tcPr>
           <w:p>
             <w:r>
-              <w:t>3</w:t>
-            </w:r>
-            <w:r>
-              <w:t>0 m a více</w:t>
+              <w:t>30 m a více</w:t>
             </w:r>
           </w:p>
         </w:tc>
@@ -898,7 +1460,13 @@
           </w:tcPr>
           <w:p>
             <w:r>
-              <w:t>nepřesné</w:t>
+              <w:t>n</w:t>
+            </w:r>
+            <w:r>
+              <w:t>epřesné</w:t>
+            </w:r>
+            <w:r>
+              <w:t>, ale stále přijatelné</w:t>
             </w:r>
           </w:p>
         </w:tc>
@@ -929,13 +1497,25 @@
         <w:t xml:space="preserve">než malé </w:t>
       </w:r>
       <w:r>
-        <w:t xml:space="preserve">– pes který šel celou dobu 15 m od stopy dostane 50 bodů, ale </w:t>
-      </w:r>
-      <w:r>
-        <w:t>pes,</w:t>
-      </w:r>
-      <w:r>
-        <w:t xml:space="preserve"> který šel půlku trasy perfektně a půlku 30 m od stopy dostane méně než 50 bodů, protože váhová funkce je nelineární.</w:t>
+        <w:t xml:space="preserve">– pes který šel celou dobu 15 m od stopy dostane </w:t>
+      </w:r>
+      <w:r>
+        <w:t>polovinu maximálního počtu</w:t>
+      </w:r>
+      <w:r>
+        <w:t xml:space="preserve"> bod</w:t>
+      </w:r>
+      <w:r>
+        <w:t>ů</w:t>
+      </w:r>
+      <w:r>
+        <w:t xml:space="preserve">, ale pes, který šel půlku trasy perfektně a půlku 30 m od stopy dostane méně než </w:t>
+      </w:r>
+      <w:r>
+        <w:t>polovinu</w:t>
+      </w:r>
+      <w:r>
+        <w:t>, protože váhová funkce je nelineární.</w:t>
       </w:r>
     </w:p>
     <w:p/>
@@ -944,193 +1524,90 @@
         <w:pStyle w:val="Nadpis2"/>
       </w:pPr>
       <w:r>
-        <w:t>4. Schopnost psovoda číst psa – kontrolní body</w:t>
-      </w:r>
-    </w:p>
-    <w:p>
-      <w:r>
-        <w:rPr>
-          <w:b/>
-          <w:bCs/>
-        </w:rPr>
-        <w:t xml:space="preserve">Co je kontrolní bod: </w:t>
-      </w:r>
-      <w:r>
-        <w:t>Psovod může kdykoliv během výkonu nahlásit „kontrolní bod“ – tedy místo, kde je přesvědčen, že pes správně sleduje stopu. Rozhodčí kontrolní bod uzná pouze tehdy, pokud cílová osoba ještě není na dohled.</w:t>
+        <w:t>4</w:t>
+      </w:r>
+      <w:r>
+        <w:t>. Tempo postupu týmu</w:t>
+      </w:r>
+    </w:p>
+    <w:p>
+      <w:r>
+        <w:t xml:space="preserve">Rychlé nalezení pohřešované osoby je důležitým cílem. </w:t>
+      </w:r>
+      <w:r>
+        <w:t xml:space="preserve">Na druhou stranu by snaha o rychlost neměla vést k tomu, že psovod tlačí na psa – to vede velmi často k selhání. Rychlost je tedy </w:t>
+      </w:r>
+      <w:r>
+        <w:t>jen pomocným kritériem s poměrně malou bonifikací.</w:t>
+      </w:r>
+    </w:p>
+    <w:p>
+      <w:r>
+        <w:t>+2 body za každý km/h (tedy 10 bodů při rychlosti 5 km/h). Rychlost se počítá ze skutečné délky trasy kladeče mezi startem a posledním uznaným kontrolním bodem (nebo nálezem osoby), děleno příslušným časem měřeno od startu týmu. Výsledek se násobí váhou podle úspěšně zvládnuté části trasy – např. pokud je poslední kontrolní bod v polovině trasy, váha = 0,5, tedy 1 bod za každý km/h.</w:t>
+      </w:r>
+      <w:r>
+        <w:t xml:space="preserve"> Za rychlost vyšší než 5 km/h již bodové hodnocení neroste</w:t>
+      </w:r>
+      <w:r>
+        <w:t xml:space="preserve"> – tak rych</w:t>
+      </w:r>
+      <w:r>
+        <w:t>lý postup už není žádoucí, zvyšuje riziko selhání týmu.</w:t>
       </w:r>
     </w:p>
     <w:p/>
-    <w:p/>
-    <w:p>
-      <w:r>
-        <w:rPr>
-          <w:b/>
-          <w:bCs/>
-        </w:rPr>
-        <w:t xml:space="preserve">Jak nahlásit: </w:t>
-      </w:r>
-      <w:r>
-        <w:t>Kdykoli jsi přesvědčen, že pes právě pracuje správně, řekni rozhodčímu:</w:t>
-      </w:r>
-      <w:r>
-        <w:rPr>
-          <w:b/>
-          <w:bCs/>
-        </w:rPr>
-        <w:t xml:space="preserve"> „Kontrolní bod.“</w:t>
-      </w:r>
-      <w:r>
-        <w:t xml:space="preserve"> To je vše – matematiku hodnocení zajišťuje aplikace automaticky.</w:t>
-      </w:r>
-    </w:p>
-    <w:p/>
-    <w:p>
-      <w:r>
-        <w:rPr>
-          <w:b/>
-          <w:bCs/>
-        </w:rPr>
-        <w:t>Pravidla uznání:</w:t>
-      </w:r>
-    </w:p>
     <w:p>
       <w:pPr>
-        <w:pStyle w:val="Odstavecseseznamem"/>
-        <w:numPr>
-          <w:ilvl w:val="0"/>
-          <w:numId w:val="2"/>
-        </w:numPr>
+        <w:pStyle w:val="Nadpis2"/>
       </w:pPr>
       <w:r>
-        <w:t>Kontrolní bod lze nahlásit kdykoliv během práce na stopě, opakovaně.</w:t>
-      </w:r>
-    </w:p>
-    <w:p>
-      <w:pPr>
-        <w:pStyle w:val="Odstavecseseznamem"/>
-        <w:numPr>
-          <w:ilvl w:val="0"/>
-          <w:numId w:val="2"/>
-        </w:numPr>
-      </w:pPr>
-      <w:r>
-        <w:t>Rozhodčí bod uzná, jen pokud cílová osoba ještě není na dohled.</w:t>
-      </w:r>
-    </w:p>
-    <w:p>
-      <w:pPr>
-        <w:pStyle w:val="Odstavecseseznamem"/>
-        <w:numPr>
-          <w:ilvl w:val="0"/>
-          <w:numId w:val="2"/>
-        </w:numPr>
-      </w:pPr>
-      <w:r>
-        <w:lastRenderedPageBreak/>
-        <w:t>Kontrolní bod se zaznamenává i u psovodem nahlášeného předmětu na trase (bez ohledu na to, zda ho pes označil – rozhodující je hlášení psovoda).</w:t>
-      </w:r>
-    </w:p>
-    <w:p>
-      <w:pPr>
-        <w:pStyle w:val="Odstavecseseznamem"/>
-        <w:numPr>
-          <w:ilvl w:val="0"/>
-          <w:numId w:val="2"/>
-        </w:numPr>
-      </w:pPr>
-      <w:r>
-        <w:t>Nález kladeče se jako kontrolní bod nepočítá – hodnotí se samostatně v bodě 1. Samotné dosažení konce trasy tedy nemá vliv na toto hodnocení.</w:t>
-      </w:r>
-    </w:p>
-    <w:p>
-      <w:pPr>
-        <w:pStyle w:val="Odstavecseseznamem"/>
-        <w:numPr>
-          <w:ilvl w:val="0"/>
-          <w:numId w:val="2"/>
-        </w:numPr>
-      </w:pPr>
-      <w:r>
-        <w:t>Konec práce (místo, kde psovod práci ukončil nebo vypršel časový limit) se jako kontrolní bod počítá jen tehdy, pokud ho psovod výslovně nahlásí a cílová osoba ještě není na dohled.</w:t>
-      </w:r>
-    </w:p>
-    <w:p/>
-    <w:p>
-      <w:r>
-        <w:rPr>
-          <w:b/>
-          <w:bCs/>
-        </w:rPr>
-        <w:t xml:space="preserve">Využití kontrolních bodů pro návrat ke stopě: </w:t>
-      </w:r>
-      <w:r>
-        <w:t>Pokud pes stopu ztratí, může psovod požádat rozhodčího o návrat k poslednímu nahlášenému kontrolnímu bodu. Tuto roli může plnit i pomocník psovoda, pokud jej psovod má.</w:t>
-      </w:r>
-    </w:p>
-    <w:p/>
-    <w:p>
-      <w:r>
-        <w:rPr>
-          <w:b/>
-          <w:bCs/>
-        </w:rPr>
-        <w:t>Jak se kontrolní body hodnotí:</w:t>
-      </w:r>
-    </w:p>
-    <w:p/>
-    <w:p>
-      <w:r>
-        <w:t>Hodnocení odměňuje ty psovody, kteří čtou dobře psa průběžně po celé trase, před těmi, co nahlásí jen jeden nebo dva kontrolní body. Zároveň platí, že přidání dalšího kontrolního bodu nikdy nemůže snížit dosažené skóre (pokud je bod v blízkosti trasy kladeče).</w:t>
-      </w:r>
-    </w:p>
-    <w:p/>
-    <w:p>
-      <w:r>
-        <w:t>Každý kontrolní bod přispívá do celkového skóre na základě dvou faktorů:</w:t>
-      </w:r>
-    </w:p>
-    <w:p>
-      <w:pPr>
-        <w:pStyle w:val="Odstavecseseznamem"/>
-        <w:numPr>
-          <w:ilvl w:val="0"/>
-          <w:numId w:val="2"/>
-        </w:numPr>
-      </w:pPr>
-      <w:r>
-        <w:rPr>
-          <w:b/>
-          <w:bCs/>
-        </w:rPr>
-        <w:t>Přesnost bodu</w:t>
-      </w:r>
-      <w:r>
-        <w:t xml:space="preserve"> – jak blízko trasy kladeče se tým v okamžiku hlášení nacházel (stejná váhová funkce jako v bodě 3).</w:t>
-      </w:r>
-    </w:p>
-    <w:p>
-      <w:pPr>
-        <w:pStyle w:val="Odstavecseseznamem"/>
-        <w:numPr>
-          <w:ilvl w:val="0"/>
-          <w:numId w:val="2"/>
-        </w:numPr>
-      </w:pPr>
-      <w:r>
-        <w:rPr>
-          <w:b/>
-          <w:bCs/>
-        </w:rPr>
-        <w:t>Délka úseku od předchozího bodu</w:t>
-      </w:r>
-      <w:r>
-        <w:t xml:space="preserve"> – dlouhá mezera (psovod dlouho nic nehlásil – nebyl si jistý, zda je pes na stopě) je penalizována. Přibližně platí že pokud je vzdálenost mezi psovodem hlášenými kontrolními body 50 % délky trasy kladeče, tak tým dostane jen 50 % možných bodů v této „disciplíně“.</w:t>
-      </w:r>
-    </w:p>
-    <w:p/>
-    <w:p>
-      <w:r>
-        <w:t>Maximální počet bodů v této kategorii je 100.</w:t>
+        <w:t>5</w:t>
+      </w:r>
+      <w:r>
+        <w:t xml:space="preserve">. </w:t>
+      </w:r>
+      <w:r>
+        <w:t>Rychl</w:t>
+      </w:r>
+      <w:r>
+        <w:t>é</w:t>
+      </w:r>
+      <w:r>
+        <w:t xml:space="preserve"> </w:t>
+      </w:r>
+      <w:r>
+        <w:t>vyhledání stopy</w:t>
+      </w:r>
+    </w:p>
+    <w:p>
+      <w:r>
+        <w:t>Rychlé nalezení správné stopy dle</w:t>
+      </w:r>
+      <w:r>
+        <w:t xml:space="preserve"> vzorku</w:t>
+      </w:r>
+      <w:r>
+        <w:t xml:space="preserve"> individu</w:t>
+      </w:r>
+      <w:r>
+        <w:t xml:space="preserve">álního pachu </w:t>
+      </w:r>
+      <w:r>
+        <w:t xml:space="preserve">je důležitým výchozím bodem pro úspěšné nalezení pohřešované osoby. Hodnotí </w:t>
+      </w:r>
+      <w:proofErr w:type="gramStart"/>
+      <w:r>
+        <w:t>se</w:t>
+      </w:r>
+      <w:proofErr w:type="gramEnd"/>
+      <w:r>
+        <w:t xml:space="preserve"> </w:t>
+      </w:r>
+      <w:r>
+        <w:t>jak dlouho týmu trvá než</w:t>
+      </w:r>
+      <w:r>
+        <w:t xml:space="preserve"> vyrazí po správné stopě – počítá se prvních 60 metrů stopy. </w:t>
       </w:r>
     </w:p>
     <w:p>
@@ -1191,9 +1668,7 @@
         </w:rPr>
         <w:t xml:space="preserve"> a bodového hodnocení</w:t>
       </w:r>
-    </w:p>
-    <w:p>
-      <w:pPr>
+      <w:r>
         <w:rPr>
           <w:b/>
           <w:bCs/>
@@ -1201,7 +1676,8 @@
           <w:sz w:val="32"/>
           <w:szCs w:val="32"/>
         </w:rPr>
-      </w:pPr>
+        <w:t xml:space="preserve"> </w:t>
+      </w:r>
     </w:p>
     <w:p>
       <w:pPr>
@@ -1213,6 +1689,27 @@
           <w:szCs w:val="32"/>
         </w:rPr>
       </w:pPr>
+    </w:p>
+    <w:p>
+      <w:pPr>
+        <w:rPr>
+          <w:b/>
+          <w:bCs/>
+          <w:color w:val="2E5396"/>
+          <w:sz w:val="32"/>
+          <w:szCs w:val="32"/>
+        </w:rPr>
+      </w:pPr>
+      <w:r>
+        <w:rPr>
+          <w:b/>
+          <w:bCs/>
+          <w:color w:val="2E5396"/>
+          <w:sz w:val="32"/>
+          <w:szCs w:val="32"/>
+        </w:rPr>
+        <w:t xml:space="preserve"> </w:t>
+      </w:r>
       <w:r>
         <w:rPr>
           <w:b/>
@@ -1223,10 +1720,10 @@
           <w:szCs w:val="32"/>
         </w:rPr>
         <w:drawing>
-          <wp:inline distT="0" distB="0" distL="0" distR="0" wp14:anchorId="3F3D564B" wp14:editId="008655DD">
-            <wp:extent cx="2590800" cy="1617392"/>
-            <wp:effectExtent l="0" t="0" r="0" b="1905"/>
-            <wp:docPr id="1329373794" name="Obrázek 1"/>
+          <wp:inline distT="0" distB="0" distL="0" distR="0" wp14:anchorId="60DB0CEA" wp14:editId="0E812264">
+            <wp:extent cx="3082898" cy="2082800"/>
+            <wp:effectExtent l="0" t="0" r="3810" b="0"/>
+            <wp:docPr id="849991639" name="Obrázek 6" descr="Obsah obrázku mapa, text, atlas&#10;&#10;Obsah generovaný pomocí AI může být nesprávný."/>
             <wp:cNvGraphicFramePr>
               <a:graphicFrameLocks xmlns:a="http://schemas.openxmlformats.org/drawingml/2006/main" noChangeAspect="1"/>
             </wp:cNvGraphicFramePr>
@@ -1234,7 +1731,7 @@
               <a:graphicData uri="http://schemas.openxmlformats.org/drawingml/2006/picture">
                 <pic:pic xmlns:pic="http://schemas.openxmlformats.org/drawingml/2006/picture">
                   <pic:nvPicPr>
-                    <pic:cNvPr id="0" name="Picture 1"/>
+                    <pic:cNvPr id="849991639" name="Obrázek 6" descr="Obsah obrázku mapa, text, atlas&#10;&#10;Obsah generovaný pomocí AI může být nesprávný."/>
                     <pic:cNvPicPr>
                       <a:picLocks noChangeAspect="1" noChangeArrowheads="1"/>
                     </pic:cNvPicPr>
@@ -1255,7 +1752,7 @@
                   <pic:spPr bwMode="auto">
                     <a:xfrm>
                       <a:off x="0" y="0"/>
-                      <a:ext cx="2601260" cy="1623922"/>
+                      <a:ext cx="3094879" cy="2090895"/>
                     </a:xfrm>
                     <a:prstGeom prst="rect">
                       <a:avLst/>
@@ -1275,26 +1772,16 @@
         <w:rPr>
           <w:b/>
           <w:bCs/>
-          <w:color w:val="2E5396"/>
-          <w:sz w:val="32"/>
-          <w:szCs w:val="32"/>
-        </w:rPr>
-        <w:t xml:space="preserve"> </w:t>
-      </w:r>
-      <w:r>
-        <w:rPr>
-          <w:b/>
-          <w:bCs/>
           <w:noProof/>
           <w:color w:val="2E5396"/>
           <w:sz w:val="32"/>
           <w:szCs w:val="32"/>
         </w:rPr>
         <w:drawing>
-          <wp:inline distT="0" distB="0" distL="0" distR="0" wp14:anchorId="44E335E1" wp14:editId="022284B1">
-            <wp:extent cx="2673350" cy="1620367"/>
+          <wp:inline distT="0" distB="0" distL="0" distR="0" wp14:anchorId="411F65A7" wp14:editId="6D4BC2E8">
+            <wp:extent cx="3372485" cy="2044126"/>
             <wp:effectExtent l="0" t="0" r="0" b="0"/>
-            <wp:docPr id="1759909250" name="Obrázek 2"/>
+            <wp:docPr id="1785166451" name="Obrázek 5" descr="Obsah obrázku mapa, text, atlas&#10;&#10;Obsah generovaný pomocí AI může být nesprávný."/>
             <wp:cNvGraphicFramePr>
               <a:graphicFrameLocks xmlns:a="http://schemas.openxmlformats.org/drawingml/2006/main" noChangeAspect="1"/>
             </wp:cNvGraphicFramePr>
@@ -1302,7 +1789,7 @@
               <a:graphicData uri="http://schemas.openxmlformats.org/drawingml/2006/picture">
                 <pic:pic xmlns:pic="http://schemas.openxmlformats.org/drawingml/2006/picture">
                   <pic:nvPicPr>
-                    <pic:cNvPr id="0" name="Picture 2"/>
+                    <pic:cNvPr id="1785166451" name="Obrázek 5" descr="Obsah obrázku mapa, text, atlas&#10;&#10;Obsah generovaný pomocí AI může být nesprávný."/>
                     <pic:cNvPicPr>
                       <a:picLocks noChangeAspect="1" noChangeArrowheads="1"/>
                     </pic:cNvPicPr>
@@ -1323,7 +1810,7 @@
                   <pic:spPr bwMode="auto">
                     <a:xfrm>
                       <a:off x="0" y="0"/>
-                      <a:ext cx="2710885" cy="1643118"/>
+                      <a:ext cx="3385371" cy="2051936"/>
                     </a:xfrm>
                     <a:prstGeom prst="rect">
                       <a:avLst/>
@@ -1339,28 +1826,6 @@
           </wp:inline>
         </w:drawing>
       </w:r>
-    </w:p>
-    <w:p>
-      <w:pPr>
-        <w:rPr>
-          <w:b/>
-          <w:bCs/>
-          <w:color w:val="2E5396"/>
-          <w:sz w:val="32"/>
-          <w:szCs w:val="32"/>
-        </w:rPr>
-      </w:pPr>
-    </w:p>
-    <w:p>
-      <w:pPr>
-        <w:rPr>
-          <w:b/>
-          <w:bCs/>
-          <w:color w:val="2E5396"/>
-          <w:sz w:val="32"/>
-          <w:szCs w:val="32"/>
-        </w:rPr>
-      </w:pPr>
       <w:r>
         <w:rPr>
           <w:b/>
@@ -1371,10 +1836,10 @@
           <w:szCs w:val="32"/>
         </w:rPr>
         <w:drawing>
-          <wp:inline distT="0" distB="0" distL="0" distR="0" wp14:anchorId="773730B7" wp14:editId="08DDAE82">
-            <wp:extent cx="2590738" cy="1543050"/>
-            <wp:effectExtent l="0" t="0" r="635" b="0"/>
-            <wp:docPr id="1240776969" name="Obrázek 3"/>
+          <wp:inline distT="0" distB="0" distL="0" distR="0" wp14:anchorId="4AAB36A2" wp14:editId="2AA73FEA">
+            <wp:extent cx="3139902" cy="1816100"/>
+            <wp:effectExtent l="0" t="0" r="3810" b="0"/>
+            <wp:docPr id="325260926" name="Obrázek 4"/>
             <wp:cNvGraphicFramePr>
               <a:graphicFrameLocks xmlns:a="http://schemas.openxmlformats.org/drawingml/2006/main" noChangeAspect="1"/>
             </wp:cNvGraphicFramePr>
@@ -1382,7 +1847,7 @@
               <a:graphicData uri="http://schemas.openxmlformats.org/drawingml/2006/picture">
                 <pic:pic xmlns:pic="http://schemas.openxmlformats.org/drawingml/2006/picture">
                   <pic:nvPicPr>
-                    <pic:cNvPr id="0" name="Picture 3"/>
+                    <pic:cNvPr id="0" name="Picture 4"/>
                     <pic:cNvPicPr>
                       <a:picLocks noChangeAspect="1" noChangeArrowheads="1"/>
                     </pic:cNvPicPr>
@@ -1403,7 +1868,7 @@
                   <pic:spPr bwMode="auto">
                     <a:xfrm>
                       <a:off x="0" y="0"/>
-                      <a:ext cx="2608715" cy="1553757"/>
+                      <a:ext cx="3154255" cy="1824402"/>
                     </a:xfrm>
                     <a:prstGeom prst="rect">
                       <a:avLst/>
@@ -1423,26 +1888,16 @@
         <w:rPr>
           <w:b/>
           <w:bCs/>
-          <w:color w:val="2E5396"/>
-          <w:sz w:val="32"/>
-          <w:szCs w:val="32"/>
-        </w:rPr>
-        <w:t xml:space="preserve"> </w:t>
-      </w:r>
-      <w:r>
-        <w:rPr>
-          <w:b/>
-          <w:bCs/>
           <w:noProof/>
           <w:color w:val="2E5396"/>
           <w:sz w:val="32"/>
           <w:szCs w:val="32"/>
         </w:rPr>
         <w:drawing>
-          <wp:inline distT="0" distB="0" distL="0" distR="0" wp14:anchorId="2AB1998A" wp14:editId="5D613BB6">
-            <wp:extent cx="3127214" cy="1536700"/>
-            <wp:effectExtent l="0" t="0" r="0" b="6350"/>
-            <wp:docPr id="2137306068" name="Obrázek 4"/>
+          <wp:inline distT="0" distB="0" distL="0" distR="0" wp14:anchorId="26274197" wp14:editId="038544A6">
+            <wp:extent cx="3372485" cy="1647552"/>
+            <wp:effectExtent l="0" t="0" r="0" b="0"/>
+            <wp:docPr id="991938608" name="Obrázek 3" descr="Obsah obrázku mapa, text, atlas&#10;&#10;Obsah generovaný pomocí AI může být nesprávný."/>
             <wp:cNvGraphicFramePr>
               <a:graphicFrameLocks xmlns:a="http://schemas.openxmlformats.org/drawingml/2006/main" noChangeAspect="1"/>
             </wp:cNvGraphicFramePr>
@@ -1450,7 +1905,7 @@
               <a:graphicData uri="http://schemas.openxmlformats.org/drawingml/2006/picture">
                 <pic:pic xmlns:pic="http://schemas.openxmlformats.org/drawingml/2006/picture">
                   <pic:nvPicPr>
-                    <pic:cNvPr id="0" name="Picture 4"/>
+                    <pic:cNvPr id="991938608" name="Obrázek 3" descr="Obsah obrázku mapa, text, atlas&#10;&#10;Obsah generovaný pomocí AI může být nesprávný."/>
                     <pic:cNvPicPr>
                       <a:picLocks noChangeAspect="1" noChangeArrowheads="1"/>
                     </pic:cNvPicPr>
@@ -1471,7 +1926,7 @@
                   <pic:spPr bwMode="auto">
                     <a:xfrm>
                       <a:off x="0" y="0"/>
-                      <a:ext cx="3145975" cy="1545919"/>
+                      <a:ext cx="3410221" cy="1665987"/>
                     </a:xfrm>
                     <a:prstGeom prst="rect">
                       <a:avLst/>
@@ -1487,28 +1942,6 @@
           </wp:inline>
         </w:drawing>
       </w:r>
-    </w:p>
-    <w:p>
-      <w:pPr>
-        <w:rPr>
-          <w:b/>
-          <w:bCs/>
-          <w:color w:val="2E5396"/>
-          <w:sz w:val="32"/>
-          <w:szCs w:val="32"/>
-        </w:rPr>
-      </w:pPr>
-    </w:p>
-    <w:p>
-      <w:pPr>
-        <w:rPr>
-          <w:b/>
-          <w:bCs/>
-          <w:color w:val="2E5396"/>
-          <w:sz w:val="32"/>
-          <w:szCs w:val="32"/>
-        </w:rPr>
-      </w:pPr>
       <w:r>
         <w:rPr>
           <w:b/>
@@ -1519,10 +1952,10 @@
           <w:szCs w:val="32"/>
         </w:rPr>
         <w:drawing>
-          <wp:inline distT="0" distB="0" distL="0" distR="0" wp14:anchorId="748E1E49" wp14:editId="3D230FE8">
-            <wp:extent cx="2863850" cy="1670123"/>
-            <wp:effectExtent l="0" t="0" r="0" b="6350"/>
-            <wp:docPr id="2092691299" name="Obrázek 5"/>
+          <wp:inline distT="0" distB="0" distL="0" distR="0" wp14:anchorId="3E90877C" wp14:editId="04377FF6">
+            <wp:extent cx="3182459" cy="1968500"/>
+            <wp:effectExtent l="0" t="0" r="0" b="0"/>
+            <wp:docPr id="1770095165" name="Obrázek 2" descr="Obsah obrázku mapa, text, atlas&#10;&#10;Obsah generovaný pomocí AI může být nesprávný."/>
             <wp:cNvGraphicFramePr>
               <a:graphicFrameLocks xmlns:a="http://schemas.openxmlformats.org/drawingml/2006/main" noChangeAspect="1"/>
             </wp:cNvGraphicFramePr>
@@ -1530,13 +1963,13 @@
               <a:graphicData uri="http://schemas.openxmlformats.org/drawingml/2006/picture">
                 <pic:pic xmlns:pic="http://schemas.openxmlformats.org/drawingml/2006/picture">
                   <pic:nvPicPr>
-                    <pic:cNvPr id="0" name="Picture 5"/>
+                    <pic:cNvPr id="1770095165" name="Obrázek 2" descr="Obsah obrázku mapa, text, atlas&#10;&#10;Obsah generovaný pomocí AI může být nesprávný."/>
                     <pic:cNvPicPr>
                       <a:picLocks noChangeAspect="1" noChangeArrowheads="1"/>
                     </pic:cNvPicPr>
                   </pic:nvPicPr>
                   <pic:blipFill>
-                    <a:blip r:embed="rId12" cstate="print">
+                    <a:blip r:embed="rId12">
                       <a:extLst>
                         <a:ext uri="{28A0092B-C50C-407E-A947-70E740481C1C}">
                           <a14:useLocalDpi xmlns:a14="http://schemas.microsoft.com/office/drawing/2010/main" val="0"/>
@@ -1551,7 +1984,7 @@
                   <pic:spPr bwMode="auto">
                     <a:xfrm>
                       <a:off x="0" y="0"/>
-                      <a:ext cx="2886354" cy="1683247"/>
+                      <a:ext cx="3205996" cy="1983058"/>
                     </a:xfrm>
                     <a:prstGeom prst="rect">
                       <a:avLst/>
@@ -1571,26 +2004,16 @@
         <w:rPr>
           <w:b/>
           <w:bCs/>
-          <w:color w:val="2E5396"/>
-          <w:sz w:val="32"/>
-          <w:szCs w:val="32"/>
-        </w:rPr>
-        <w:t xml:space="preserve"> </w:t>
-      </w:r>
-      <w:r>
-        <w:rPr>
-          <w:b/>
-          <w:bCs/>
           <w:noProof/>
           <w:color w:val="2E5396"/>
           <w:sz w:val="32"/>
           <w:szCs w:val="32"/>
         </w:rPr>
         <w:drawing>
-          <wp:inline distT="0" distB="0" distL="0" distR="0" wp14:anchorId="0819D775" wp14:editId="5895B5F4">
-            <wp:extent cx="2876550" cy="1672029"/>
-            <wp:effectExtent l="0" t="0" r="0" b="4445"/>
-            <wp:docPr id="482798078" name="Obrázek 6"/>
+          <wp:inline distT="0" distB="0" distL="0" distR="0" wp14:anchorId="09D381F6" wp14:editId="070C366A">
+            <wp:extent cx="3314700" cy="1971074"/>
+            <wp:effectExtent l="0" t="0" r="0" b="0"/>
+            <wp:docPr id="1814711199" name="Obrázek 1" descr="Obsah obrázku mapa, text, atlas&#10;&#10;Obsah generovaný pomocí AI může být nesprávný."/>
             <wp:cNvGraphicFramePr>
               <a:graphicFrameLocks xmlns:a="http://schemas.openxmlformats.org/drawingml/2006/main" noChangeAspect="1"/>
             </wp:cNvGraphicFramePr>
@@ -1598,7 +2021,7 @@
               <a:graphicData uri="http://schemas.openxmlformats.org/drawingml/2006/picture">
                 <pic:pic xmlns:pic="http://schemas.openxmlformats.org/drawingml/2006/picture">
                   <pic:nvPicPr>
-                    <pic:cNvPr id="0" name="Picture 6"/>
+                    <pic:cNvPr id="1814711199" name="Obrázek 1" descr="Obsah obrázku mapa, text, atlas&#10;&#10;Obsah generovaný pomocí AI může být nesprávný."/>
                     <pic:cNvPicPr>
                       <a:picLocks noChangeAspect="1" noChangeArrowheads="1"/>
                     </pic:cNvPicPr>
@@ -1619,7 +2042,7 @@
                   <pic:spPr bwMode="auto">
                     <a:xfrm>
                       <a:off x="0" y="0"/>
-                      <a:ext cx="2918542" cy="1696437"/>
+                      <a:ext cx="3337267" cy="1984493"/>
                     </a:xfrm>
                     <a:prstGeom prst="rect">
                       <a:avLst/>
@@ -1678,10 +2101,10 @@
           <w:szCs w:val="32"/>
         </w:rPr>
         <w:drawing>
-          <wp:inline distT="0" distB="0" distL="0" distR="0" wp14:anchorId="724618D2" wp14:editId="5C70C748">
-            <wp:extent cx="6645910" cy="2190115"/>
-            <wp:effectExtent l="0" t="0" r="2540" b="635"/>
-            <wp:docPr id="828078816" name="Obrázek 1" descr="Obsah obrázku text, kalendář, číslo, čtverec&#10;&#10;Obsah generovaný pomocí AI může být nesprávný."/>
+          <wp:inline distT="0" distB="0" distL="0" distR="0" wp14:anchorId="1CE72A28" wp14:editId="7DA797E8">
+            <wp:extent cx="6645910" cy="2208530"/>
+            <wp:effectExtent l="0" t="0" r="2540" b="1270"/>
+            <wp:docPr id="1977190382" name="Obrázek 1" descr="Obsah obrázku text, číslo, snímek obrazovky, kalendář&#10;&#10;Obsah generovaný pomocí AI může být nesprávný."/>
             <wp:cNvGraphicFramePr>
               <a:graphicFrameLocks xmlns:a="http://schemas.openxmlformats.org/drawingml/2006/main" noChangeAspect="1"/>
             </wp:cNvGraphicFramePr>
@@ -1689,7 +2112,7 @@
               <a:graphicData uri="http://schemas.openxmlformats.org/drawingml/2006/picture">
                 <pic:pic xmlns:pic="http://schemas.openxmlformats.org/drawingml/2006/picture">
                   <pic:nvPicPr>
-                    <pic:cNvPr id="828078816" name="Obrázek 1" descr="Obsah obrázku text, kalendář, číslo, čtverec&#10;&#10;Obsah generovaný pomocí AI může být nesprávný."/>
+                    <pic:cNvPr id="1977190382" name="Obrázek 1" descr="Obsah obrázku text, číslo, snímek obrazovky, kalendář&#10;&#10;Obsah generovaný pomocí AI může být nesprávný."/>
                     <pic:cNvPicPr/>
                   </pic:nvPicPr>
                   <pic:blipFill>
@@ -1701,7 +2124,7 @@
                   <pic:spPr>
                     <a:xfrm>
                       <a:off x="0" y="0"/>
-                      <a:ext cx="6645910" cy="2190115"/>
+                      <a:ext cx="6645910" cy="2208530"/>
                     </a:xfrm>
                     <a:prstGeom prst="rect">
                       <a:avLst/>
@@ -1713,6 +2136,17 @@
           </wp:inline>
         </w:drawing>
       </w:r>
+      <w:r>
+        <w:rPr>
+          <w:b/>
+          <w:bCs/>
+          <w:noProof/>
+          <w:color w:val="2E5396"/>
+          <w:sz w:val="32"/>
+          <w:szCs w:val="32"/>
+        </w:rPr>
+        <w:t xml:space="preserve"> </w:t>
+      </w:r>
     </w:p>
     <w:p>
       <w:pPr>
@@ -10455,7 +10889,23 @@
           <w:i/>
           <w:iCs/>
         </w:rPr>
-        <w:t xml:space="preserve">: 90% by </w:t>
+        <w:t xml:space="preserve">: </w:t>
+      </w:r>
+      <w:proofErr w:type="gramStart"/>
+      <w:r>
+        <w:rPr>
+          <w:i/>
+          <w:iCs/>
+        </w:rPr>
+        <w:t>90%</w:t>
+      </w:r>
+      <w:proofErr w:type="gramEnd"/>
+      <w:r>
+        <w:rPr>
+          <w:i/>
+          <w:iCs/>
+        </w:rPr>
+        <w:t xml:space="preserve"> by </w:t>
       </w:r>
       <w:proofErr w:type="spellStart"/>
       <w:r>
@@ -10503,7 +10953,23 @@
           <w:i/>
           <w:iCs/>
         </w:rPr>
-        <w:t xml:space="preserve">, 10% by </w:t>
+        <w:t xml:space="preserve">, </w:t>
+      </w:r>
+      <w:proofErr w:type="gramStart"/>
+      <w:r>
+        <w:rPr>
+          <w:i/>
+          <w:iCs/>
+        </w:rPr>
+        <w:t>10%</w:t>
+      </w:r>
+      <w:proofErr w:type="gramEnd"/>
+      <w:r>
+        <w:rPr>
+          <w:i/>
+          <w:iCs/>
+        </w:rPr>
+        <w:t xml:space="preserve"> by </w:t>
       </w:r>
       <w:proofErr w:type="spellStart"/>
       <w:r>
@@ -10599,7 +11065,23 @@
           <w:i/>
           <w:iCs/>
         </w:rPr>
-        <w:t xml:space="preserve"> 10%, </w:t>
+        <w:t xml:space="preserve"> </w:t>
+      </w:r>
+      <w:proofErr w:type="gramStart"/>
+      <w:r>
+        <w:rPr>
+          <w:i/>
+          <w:iCs/>
+        </w:rPr>
+        <w:t>10%</w:t>
+      </w:r>
+      <w:proofErr w:type="gramEnd"/>
+      <w:r>
+        <w:rPr>
+          <w:i/>
+          <w:iCs/>
+        </w:rPr>
+        <w:t xml:space="preserve">, </w:t>
       </w:r>
       <w:proofErr w:type="spellStart"/>
       <w:r>
@@ -12680,6 +13162,7 @@
   </w:style>
   <w:style w:type="paragraph" w:styleId="Nadpis2">
     <w:name w:val="heading 2"/>
+    <w:link w:val="Nadpis2Char"/>
     <w:uiPriority w:val="9"/>
     <w:unhideWhenUsed/>
     <w:qFormat/>
@@ -12841,6 +13324,36 @@
       <w:sz w:val="20"/>
       <w:szCs w:val="20"/>
     </w:rPr>
+  </w:style>
+  <w:style w:type="character" w:customStyle="1" w:styleId="Nadpis2Char">
+    <w:name w:val="Nadpis 2 Char"/>
+    <w:basedOn w:val="Standardnpsmoodstavce"/>
+    <w:link w:val="Nadpis2"/>
+    <w:uiPriority w:val="9"/>
+    <w:rsid w:val="00115403"/>
+    <w:rPr>
+      <w:b/>
+      <w:bCs/>
+      <w:color w:val="2E5396"/>
+      <w:sz w:val="28"/>
+      <w:szCs w:val="28"/>
+    </w:rPr>
+  </w:style>
+  <w:style w:type="table" w:styleId="Mkatabulky">
+    <w:name w:val="Table Grid"/>
+    <w:basedOn w:val="Normlntabulka"/>
+    <w:uiPriority w:val="39"/>
+    <w:rsid w:val="00895A19"/>
+    <w:tblPr>
+      <w:tblBorders>
+        <w:top w:val="single" w:sz="4" w:space="0" w:color="auto"/>
+        <w:left w:val="single" w:sz="4" w:space="0" w:color="auto"/>
+        <w:bottom w:val="single" w:sz="4" w:space="0" w:color="auto"/>
+        <w:right w:val="single" w:sz="4" w:space="0" w:color="auto"/>
+        <w:insideH w:val="single" w:sz="4" w:space="0" w:color="auto"/>
+        <w:insideV w:val="single" w:sz="4" w:space="0" w:color="auto"/>
+      </w:tblBorders>
+    </w:tblPr>
   </w:style>
 </w:styles>
 </file>
